--- a/doc/论文0614.docx
+++ b/doc/论文0614.docx
@@ -16,9 +16,9 @@
           <w:rFonts w:hint="eastAsia" w:ascii="黑体" w:hAnsi="黑体" w:eastAsia="黑体" w:cs="黑体"/>
           <w:sz w:val="32"/>
           <w:szCs w:val="32"/>
-          <w:lang w:eastAsia="zh-CN"/>
-        </w:rPr>
-        <w:t>“Feed spatial priors to CLIP”</w:t>
+          <w:lang w:val="en-US" w:eastAsia="zh-CN"/>
+        </w:rPr>
+        <w:t xml:space="preserve">Training Free </w:t>
       </w:r>
       <w:r>
         <w:rPr>
@@ -26,7 +26,7 @@
           <w:sz w:val="32"/>
           <w:szCs w:val="32"/>
         </w:rPr>
-        <w:t xml:space="preserve">Test-Time Spatial </w:t>
+        <w:t xml:space="preserve">Spatial </w:t>
       </w:r>
       <w:r>
         <w:rPr>
@@ -35,7 +35,7 @@
           <w:szCs w:val="32"/>
           <w:lang w:val="en-US" w:eastAsia="zh-CN"/>
         </w:rPr>
-        <w:t>Prior</w:t>
+        <w:t>Priors</w:t>
       </w:r>
       <w:r>
         <w:rPr>
@@ -43,7 +43,24 @@
           <w:sz w:val="32"/>
           <w:szCs w:val="32"/>
         </w:rPr>
-        <w:t xml:space="preserve"> for Remote Sensing</w:t>
+        <w:t xml:space="preserve"> </w:t>
+      </w:r>
+      <w:r>
+        <w:rPr>
+          <w:rFonts w:hint="eastAsia" w:ascii="黑体" w:hAnsi="黑体" w:eastAsia="黑体" w:cs="黑体"/>
+          <w:sz w:val="32"/>
+          <w:szCs w:val="32"/>
+          <w:lang w:val="en-US" w:eastAsia="zh-CN"/>
+        </w:rPr>
+        <w:t>for</w:t>
+      </w:r>
+      <w:r>
+        <w:rPr>
+          <w:rFonts w:hint="eastAsia" w:ascii="黑体" w:hAnsi="黑体" w:eastAsia="黑体" w:cs="黑体"/>
+          <w:sz w:val="32"/>
+          <w:szCs w:val="32"/>
+        </w:rPr>
+        <w:t xml:space="preserve"> Remote Sensing</w:t>
       </w:r>
       <w:r>
         <w:rPr>
@@ -143,7 +160,7 @@
           <w:rFonts w:hint="eastAsia"/>
           <w:lang w:eastAsia="zh-CN"/>
         </w:rPr>
-        <w:t>RS-OVSeg</w:t>
+        <w:t>OV4RS</w:t>
       </w:r>
       <w:r>
         <w:rPr>
@@ -561,7 +578,7 @@
           <w:rFonts w:hint="eastAsia"/>
           <w:lang w:eastAsia="zh-CN"/>
         </w:rPr>
-        <w:t>为回答这一问题，本文提出 RS-OVSeg 框架，其核心思想是：将离线空间先验学习转化为测试时空间先验过程。具体而言，我们在保留 CLIP patch 级语义能力的基础上，通过结构重构削弱其全局偏置，并利用可微分联合双边上采样器在推理阶段对单张图像进行即时优化，从而动态生成图像特定的空间先验。</w:t>
+        <w:t>为回答这一问题，本文提出 OV4RS 框架，其核心思想是：将离线空间先验学习转化为测试时空间先验过程。具体而言，我们在保留 CLIP patch 级语义能力的基础上，通过结构重构削弱其全局偏置，并利用可微分联合双边上采样器在推理阶段对单张图像进行即时优化，从而动态生成图像特定的空间先验。</w:t>
       </w:r>
     </w:p>
     <w:p>
@@ -665,7 +682,7 @@
           <w:rFonts w:hint="eastAsia"/>
           <w:lang w:eastAsia="zh-CN"/>
         </w:rPr>
-        <w:t>提出 RS-OVSeg 框架，在多个遥感数据集上取得显著性能提升，并展现出良好的跨域泛化能力。</w:t>
+        <w:t>提出 OV4RS 框架，在多个遥感数据集上取得显著性能提升，并展现出良好的跨域泛化能力。</w:t>
       </w:r>
     </w:p>
     <w:p>
@@ -906,14 +923,14 @@
           <w:rFonts w:hint="eastAsia"/>
           <w:lang w:eastAsia="zh-CN"/>
         </w:rPr>
-        <w:t>训练上采样器（如 FeatUp）提升</w:t>
-      </w:r>
-      <w:r>
-        <w:rPr>
-          <w:rFonts w:hint="eastAsia"/>
-          <w:lang w:val="en-US" w:eastAsia="zh-CN"/>
-        </w:rPr>
-        <w:t>细粒度能力；Lposs 则使用亲和力传播算法优化 DINO 亲和力分布</w:t>
+        <w:t>训练上采样器（如 FeatUp）</w:t>
+      </w:r>
+      <w:r>
+        <w:rPr>
+          <w:rFonts w:hint="eastAsia"/>
+          <w:lang w:val="en-US" w:eastAsia="zh-CN"/>
+        </w:rPr>
+        <w:t>提升CLIP特征图分辨率；Lposs 则使用亲和力传播算法优化 DINO 亲和力分布</w:t>
       </w:r>
       <w:r>
         <w:rPr>
@@ -956,98 +973,6 @@
           <w:lang w:val="en-US" w:eastAsia="zh-CN"/>
         </w:rPr>
         <w:t>这些基于空间先验的模型训练于自然影像，缺乏遥感特化</w:t>
-      </w:r>
-      <w:r>
-        <w:rPr>
-          <w:rFonts w:hint="eastAsia"/>
-          <w:lang w:eastAsia="zh-CN"/>
-        </w:rPr>
-        <w:t>。</w:t>
-      </w:r>
-    </w:p>
-    <w:p>
-      <w:pPr>
-        <w:rPr>
-          <w:rFonts w:hint="eastAsia"/>
-          <w:lang w:eastAsia="zh-CN"/>
-        </w:rPr>
-      </w:pPr>
-    </w:p>
-    <w:p>
-      <w:pPr>
-        <w:rPr>
-          <w:rFonts w:hint="eastAsia"/>
-          <w:b/>
-          <w:bCs/>
-          <w:lang w:eastAsia="zh-CN"/>
-        </w:rPr>
-      </w:pPr>
-      <w:r>
-        <w:rPr>
-          <w:rFonts w:hint="eastAsia"/>
-          <w:b/>
-          <w:bCs/>
-          <w:lang w:eastAsia="zh-CN"/>
-        </w:rPr>
-        <w:t>2.3 测试时自适应</w:t>
-      </w:r>
-    </w:p>
-    <w:p>
-      <w:pPr>
-        <w:rPr>
-          <w:rFonts w:hint="eastAsia"/>
-          <w:lang w:eastAsia="zh-CN"/>
-        </w:rPr>
-      </w:pPr>
-    </w:p>
-    <w:p>
-      <w:pPr>
-        <w:rPr>
-          <w:rFonts w:hint="eastAsia"/>
-          <w:lang w:eastAsia="zh-CN"/>
-        </w:rPr>
-      </w:pPr>
-      <w:r>
-        <w:rPr>
-          <w:rFonts w:hint="eastAsia"/>
-          <w:lang w:eastAsia="zh-CN"/>
-        </w:rPr>
-        <w:t xml:space="preserve">测试时自适应（Test-Time </w:t>
-      </w:r>
-      <w:r>
-        <w:rPr>
-          <w:rFonts w:hint="eastAsia"/>
-          <w:lang w:val="en-US" w:eastAsia="zh-CN"/>
-        </w:rPr>
-        <w:t>Optimization</w:t>
-      </w:r>
-      <w:r>
-        <w:rPr>
-          <w:rFonts w:hint="eastAsia"/>
-          <w:lang w:eastAsia="zh-CN"/>
-        </w:rPr>
-        <w:t>, TT</w:t>
-      </w:r>
-      <w:r>
-        <w:rPr>
-          <w:rFonts w:hint="eastAsia"/>
-          <w:lang w:val="en-US" w:eastAsia="zh-CN"/>
-        </w:rPr>
-        <w:t>O</w:t>
-      </w:r>
-      <w:r>
-        <w:rPr>
-          <w:rFonts w:hint="eastAsia"/>
-          <w:lang w:eastAsia="zh-CN"/>
-        </w:rPr>
-        <w:t>）通过在推理阶段对模型或特征进行轻量优化，以适应目标域分布。</w:t>
-      </w:r>
-      <w:r>
-        <w:rPr>
-          <w:rFonts w:hint="eastAsia"/>
-          <w:lang w:val="en-US" w:eastAsia="zh-CN"/>
-        </w:rPr>
-        <w:t>TODO</w:t>
       </w:r>
       <w:r>
         <w:rPr>
@@ -1279,11 +1204,11 @@
           <w:sz w:val="21"/>
           <w:lang w:val="en-US" w:eastAsia="zh-CN"/>
         </w:rPr>
-        <w:t>.</w:t>
-      </w:r>
-      <w:bookmarkStart w:id="0" w:name="_GoBack"/>
-      <w:bookmarkEnd w:id="0"/>
-      <w:r>
+        <w:t>.2 现有方法重解释</w:t>
+      </w:r>
+    </w:p>
+    <w:p>
+      <w:pPr>
         <w:rPr>
           <w:rFonts w:hint="default" w:hAnsi="Cambria Math"/>
           <w:b/>
@@ -1292,23 +1217,11 @@
           <w:sz w:val="21"/>
           <w:lang w:val="en-US" w:eastAsia="zh-CN"/>
         </w:rPr>
-        <w:t>2 现有方法重解释</w:t>
-      </w:r>
-    </w:p>
-    <w:p>
-      <w:pPr>
-        <w:rPr>
-          <w:rFonts w:hint="default" w:hAnsi="Cambria Math"/>
-          <w:b/>
-          <w:bCs/>
-          <w:i w:val="0"/>
-          <w:sz w:val="21"/>
-          <w:lang w:val="en-US" w:eastAsia="zh-CN"/>
-        </w:rPr>
       </w:pPr>
     </w:p>
     <w:tbl>
       <w:tblPr>
+        <w:tblStyle w:val="9"/>
         <w:tblW w:w="4998" w:type="pct"/>
         <w:jc w:val="center"/>
         <w:tblCellSpacing w:w="15" w:type="dxa"/>
@@ -1548,7 +1461,6 @@
             <w:insideH w:val="none" w:color="auto" w:sz="0" w:space="0"/>
             <w:insideV w:val="none" w:color="auto" w:sz="0" w:space="0"/>
           </w:tblBorders>
-          <w:shd w:val="clear" w:color="auto" w:fill="auto"/>
           <w:tblCellMar>
             <w:top w:w="15" w:type="dxa"/>
             <w:left w:w="15" w:type="dxa"/>
@@ -1954,7 +1866,6 @@
             <w:insideH w:val="none" w:color="auto" w:sz="0" w:space="0"/>
             <w:insideV w:val="none" w:color="auto" w:sz="0" w:space="0"/>
           </w:tblBorders>
-          <w:shd w:val="clear" w:color="auto" w:fill="auto"/>
           <w:tblCellMar>
             <w:top w:w="15" w:type="dxa"/>
             <w:left w:w="15" w:type="dxa"/>
@@ -2157,7 +2068,6 @@
             <w:insideH w:val="none" w:color="auto" w:sz="0" w:space="0"/>
             <w:insideV w:val="none" w:color="auto" w:sz="0" w:space="0"/>
           </w:tblBorders>
-          <w:shd w:val="clear" w:color="auto" w:fill="auto"/>
           <w:tblCellMar>
             <w:top w:w="15" w:type="dxa"/>
             <w:left w:w="15" w:type="dxa"/>
@@ -2360,7 +2270,6 @@
             <w:insideH w:val="none" w:color="auto" w:sz="0" w:space="0"/>
             <w:insideV w:val="none" w:color="auto" w:sz="0" w:space="0"/>
           </w:tblBorders>
-          <w:shd w:val="clear" w:color="auto" w:fill="auto"/>
           <w:tblCellMar>
             <w:top w:w="15" w:type="dxa"/>
             <w:left w:w="15" w:type="dxa"/>
@@ -2501,6 +2410,18 @@
                 <w:color w:val="000000"/>
                 <w:sz w:val="21"/>
                 <w:szCs w:val="21"/>
+                <w:lang w:val="en-US" w:eastAsia="zh-CN"/>
+              </w:rPr>
+              <w:t>sim</w:t>
+            </w:r>
+            <w:r>
+              <w:rPr>
+                <w:rFonts w:hint="eastAsia" w:asciiTheme="majorEastAsia" w:hAnsiTheme="majorEastAsia" w:eastAsiaTheme="majorEastAsia" w:cstheme="majorEastAsia"/>
+                <w:b w:val="0"/>
+                <w:bCs/>
+                <w:color w:val="000000"/>
+                <w:sz w:val="21"/>
+                <w:szCs w:val="21"/>
               </w:rPr>
               <w:t>FeatUp</w:t>
             </w:r>
@@ -2563,7 +2484,6 @@
             <w:insideH w:val="none" w:color="auto" w:sz="0" w:space="0"/>
             <w:insideV w:val="none" w:color="auto" w:sz="0" w:space="0"/>
           </w:tblBorders>
-          <w:shd w:val="clear" w:color="auto" w:fill="auto"/>
           <w:tblCellMar>
             <w:top w:w="15" w:type="dxa"/>
             <w:left w:w="15" w:type="dxa"/>
@@ -2614,7 +2534,7 @@
                 <w:szCs w:val="21"/>
                 <w:lang w:val="en-US" w:eastAsia="zh-CN" w:bidi="ar"/>
               </w:rPr>
-              <w:t>Ours (RS-OVSeg)</w:t>
+              <w:t>Ours (OV4RS)</w:t>
             </w:r>
           </w:p>
         </w:tc>
@@ -2681,12 +2601,13 @@
               <w:suppressLineNumbers w:val="0"/>
               <w:jc w:val="both"/>
               <w:rPr>
-                <w:rFonts w:hint="eastAsia" w:asciiTheme="majorEastAsia" w:hAnsiTheme="majorEastAsia" w:eastAsiaTheme="majorEastAsia" w:cstheme="majorEastAsia"/>
+                <w:rFonts w:hint="default" w:asciiTheme="majorEastAsia" w:hAnsiTheme="majorEastAsia" w:eastAsiaTheme="majorEastAsia" w:cstheme="majorEastAsia"/>
                 <w:b w:val="0"/>
                 <w:bCs/>
                 <w:color w:val="000000"/>
                 <w:sz w:val="21"/>
                 <w:szCs w:val="21"/>
+                <w:lang w:val="en-US" w:eastAsia="zh-CN"/>
               </w:rPr>
             </w:pPr>
             <w:r>
@@ -2695,12 +2616,11 @@
                 <w:b w:val="0"/>
                 <w:bCs/>
                 <w:color w:val="000000"/>
-                <w:kern w:val="0"/>
                 <w:sz w:val="21"/>
                 <w:szCs w:val="21"/>
-                <w:lang w:val="en-US" w:eastAsia="zh-CN" w:bidi="ar"/>
-              </w:rPr>
-              <w:t>Test-Time Prior</w:t>
+                <w:lang w:val="en-US" w:eastAsia="zh-CN"/>
+              </w:rPr>
+              <w:t>RS2UP</w:t>
             </w:r>
           </w:p>
         </w:tc>
@@ -2745,7 +2665,7 @@
                 <w:szCs w:val="21"/>
                 <w:lang w:val="en-US" w:eastAsia="zh-CN" w:bidi="ar"/>
               </w:rPr>
-              <w:t>×</w:t>
+              <w:t>√</w:t>
             </w:r>
           </w:p>
         </w:tc>
@@ -2828,7 +2748,7 @@
           <w:sz w:val="21"/>
           <w:lang w:val="en-US" w:eastAsia="zh-CN"/>
         </w:rPr>
-        <w:t>RS-OVSeg</w:t>
+        <w:t>OV4RS</w:t>
       </w:r>
       <w:r>
         <w:rPr>
@@ -2895,6 +2815,7 @@
       <w:pPr>
         <w:widowControl w:val="0"/>
         <w:numPr>
+          <w:ilvl w:val="0"/>
           <w:numId w:val="0"/>
         </w:numPr>
         <w:ind w:leftChars="0"/>
@@ -2911,6 +2832,7 @@
       <w:pPr>
         <w:widowControl w:val="0"/>
         <w:numPr>
+          <w:ilvl w:val="0"/>
           <w:numId w:val="0"/>
         </w:numPr>
         <w:ind w:leftChars="0"/>
@@ -3405,7 +3327,6 @@
           <w:numId w:val="0"/>
         </w:numPr>
         <w:jc w:val="both"/>
-        <m:rPr/>
         <w:rPr>
           <w:rFonts w:hint="default" w:hAnsi="Cambria Math" w:eastAsia="Segoe UI Emoji"/>
           <w:i w:val="0"/>
@@ -3533,7 +3454,6 @@
           <w:numId w:val="0"/>
         </w:numPr>
         <w:jc w:val="both"/>
-        <m:rPr/>
         <w:rPr>
           <w:rFonts w:hint="default" w:hAnsi="Cambria Math" w:eastAsia="Segoe UI Emoji"/>
           <w:i w:val="0"/>
@@ -3987,19 +3907,6 @@
     </w:p>
     <w:p>
       <w:pPr>
-        <w:rPr>
-          <w:rFonts w:hint="eastAsia" w:asciiTheme="minorHAnsi" w:hAnsiTheme="minorHAnsi" w:eastAsiaTheme="minorEastAsia" w:cstheme="minorBidi"/>
-          <w:b w:val="0"/>
-          <w:bCs w:val="0"/>
-          <w:kern w:val="2"/>
-          <w:sz w:val="21"/>
-          <w:szCs w:val="24"/>
-          <w:lang w:val="en-US" w:eastAsia="zh-CN" w:bidi="ar-SA"/>
-        </w:rPr>
-      </w:pPr>
-    </w:p>
-    <w:p>
-      <w:pPr>
         <w:pStyle w:val="8"/>
         <w:keepNext w:val="0"/>
         <w:keepLines w:val="0"/>
@@ -4049,7 +3956,7 @@
           <w:szCs w:val="24"/>
           <w:lang w:val="en-US" w:eastAsia="zh-CN" w:bidi="ar-SA"/>
         </w:rPr>
-        <w:t xml:space="preserve"> Test-Time Spatial Prior：测试时</w:t>
+        <w:t xml:space="preserve"> </w:t>
       </w:r>
       <w:r>
         <w:rPr>
@@ -4061,7 +3968,31 @@
           <w:szCs w:val="24"/>
           <w:lang w:val="en-US" w:eastAsia="zh-CN" w:bidi="ar-SA"/>
         </w:rPr>
-        <w:t>空间先验</w:t>
+        <w:t xml:space="preserve">Remote Sensing </w:t>
+      </w:r>
+      <w:r>
+        <w:rPr>
+          <w:rFonts w:hint="eastAsia" w:asciiTheme="minorHAnsi" w:hAnsiTheme="minorHAnsi" w:eastAsiaTheme="minorEastAsia" w:cstheme="minorBidi"/>
+          <w:b/>
+          <w:bCs/>
+          <w:kern w:val="2"/>
+          <w:sz w:val="21"/>
+          <w:szCs w:val="24"/>
+          <w:lang w:val="en-US" w:eastAsia="zh-CN" w:bidi="ar-SA"/>
+        </w:rPr>
+        <w:t>Spatial Prior：</w:t>
+      </w:r>
+      <w:r>
+        <w:rPr>
+          <w:rFonts w:hint="eastAsia" w:cstheme="minorBidi"/>
+          <w:b/>
+          <w:bCs/>
+          <w:kern w:val="2"/>
+          <w:sz w:val="21"/>
+          <w:szCs w:val="24"/>
+          <w:lang w:val="en-US" w:eastAsia="zh-CN" w:bidi="ar-SA"/>
+        </w:rPr>
+        <w:t>遥感特化空间先验</w:t>
       </w:r>
     </w:p>
     <w:p>
@@ -4172,63 +4103,13 @@
       </w:pPr>
       <w:r>
         <w:rPr>
-          <w:rFonts w:hint="eastAsia" w:asciiTheme="minorHAnsi" w:hAnsiTheme="minorHAnsi" w:eastAsiaTheme="minorEastAsia" w:cstheme="minorBidi"/>
+          <w:rFonts w:hint="eastAsia" w:cstheme="minorBidi"/>
           <w:kern w:val="2"/>
           <w:sz w:val="21"/>
           <w:szCs w:val="24"/>
           <w:lang w:val="en-US" w:eastAsia="zh-CN" w:bidi="ar-SA"/>
         </w:rPr>
-        <w:t>我们提出一种基于</w:t>
-      </w:r>
-      <w:r>
-        <w:rPr>
-          <w:rFonts w:hint="eastAsia" w:cstheme="minorBidi"/>
-          <w:kern w:val="2"/>
-          <w:sz w:val="21"/>
-          <w:szCs w:val="24"/>
-          <w:lang w:val="en-US" w:eastAsia="zh-CN" w:bidi="ar-SA"/>
-        </w:rPr>
-        <w:t>网格的</w:t>
-      </w:r>
-      <w:r>
-        <w:rPr>
-          <w:rFonts w:hint="eastAsia" w:asciiTheme="minorHAnsi" w:hAnsiTheme="minorHAnsi" w:eastAsiaTheme="minorEastAsia" w:cstheme="minorBidi"/>
-          <w:kern w:val="2"/>
-          <w:sz w:val="21"/>
-          <w:szCs w:val="24"/>
-          <w:lang w:val="en-US" w:eastAsia="zh-CN" w:bidi="ar-SA"/>
-        </w:rPr>
-        <w:t>可微分联合双边上采样（</w:t>
-      </w:r>
-      <w:r>
-        <w:rPr>
-          <w:rFonts w:hint="eastAsia" w:cstheme="minorBidi"/>
-          <w:kern w:val="2"/>
-          <w:sz w:val="21"/>
-          <w:szCs w:val="24"/>
-          <w:lang w:val="en-US" w:eastAsia="zh-CN" w:bidi="ar-SA"/>
-        </w:rPr>
-        <w:t>G</w:t>
-      </w:r>
-      <w:r>
-        <w:rPr>
-          <w:rFonts w:hint="eastAsia" w:asciiTheme="minorHAnsi" w:hAnsiTheme="minorHAnsi" w:eastAsiaTheme="minorEastAsia" w:cstheme="minorBidi"/>
-          <w:kern w:val="2"/>
-          <w:sz w:val="21"/>
-          <w:szCs w:val="24"/>
-          <w:lang w:val="en-US" w:eastAsia="zh-CN" w:bidi="ar-SA"/>
-        </w:rPr>
-        <w:t>JBU）的测试时优化策略。给定低分辨率 CLIP 特征图 IlrI_{lr}Ilr​ 与高分辨率原图 IhrI_{hr}Ihr​，JBU 根据空间距离与颜色相似性完成特征上采样</w:t>
-      </w:r>
-      <w:r>
-        <w:rPr>
-          <w:rFonts w:hint="eastAsia" w:cstheme="minorBidi"/>
-          <w:kern w:val="2"/>
-          <w:sz w:val="21"/>
-          <w:szCs w:val="24"/>
-          <w:lang w:val="en-US" w:eastAsia="zh-CN" w:bidi="ar-SA"/>
-        </w:rPr>
-        <w:t>。</w:t>
+        <w:t>我们提出一种轻量的预训练采样器，名为 RS2UP，它是一种使用 SFT 调制 Transformer 注意力的上采样思路，它超级轻量，在推理阶段性能很好，我们对其进行了遥感特化，使其支持多光谱，支持任意分辨率。</w:t>
       </w:r>
     </w:p>
     <w:p>
@@ -4262,15 +4143,15 @@
           <w:szCs w:val="24"/>
           <w:lang w:val="en-US" w:eastAsia="zh-CN" w:bidi="ar-SA"/>
         </w:rPr>
-        <w:t>4.5.1 可微分联合双边 Grid-based JBU 上采样</w:t>
-      </w:r>
-    </w:p>
-    <w:p>
-      <w:pPr>
-        <w:rPr>
-          <w:rFonts w:hint="eastAsia" w:cstheme="minorBidi"/>
-          <w:b/>
-          <w:bCs/>
+        <w:t>4.5.1 轻量级波段无关上采样</w:t>
+      </w:r>
+    </w:p>
+    <w:p>
+      <w:pPr>
+        <w:rPr>
+          <w:rFonts w:hint="default" w:cstheme="minorBidi"/>
+          <w:b w:val="0"/>
+          <w:bCs w:val="0"/>
           <w:kern w:val="2"/>
           <w:sz w:val="21"/>
           <w:szCs w:val="24"/>
@@ -4281,554 +4162,36 @@
     <w:p>
       <w:pPr>
         <w:rPr>
-          <w:rFonts w:hint="eastAsia" w:cstheme="minorBidi"/>
+          <w:rFonts w:hint="default" w:cstheme="minorBidi"/>
+          <w:b w:val="0"/>
+          <w:bCs w:val="0"/>
           <w:kern w:val="2"/>
           <w:sz w:val="21"/>
           <w:szCs w:val="24"/>
           <w:lang w:val="en-US" w:eastAsia="zh-CN" w:bidi="ar-SA"/>
         </w:rPr>
       </w:pPr>
-      <w:r>
-        <w:rPr>
-          <w:rFonts w:hint="eastAsia" w:asciiTheme="minorHAnsi" w:hAnsiTheme="minorHAnsi" w:eastAsiaTheme="minorEastAsia" w:cstheme="minorBidi"/>
-          <w:kern w:val="2"/>
-          <w:sz w:val="21"/>
-          <w:szCs w:val="24"/>
-          <w:lang w:val="en-US" w:eastAsia="zh-CN" w:bidi="ar-SA"/>
-        </w:rPr>
-        <w:t>联合双边上采样（JBU）依托空间邻近性与像素值域</w:t>
-      </w:r>
-      <w:r>
-        <w:rPr>
-          <w:rFonts w:hint="eastAsia" w:cstheme="minorBidi"/>
-          <w:kern w:val="2"/>
-          <w:sz w:val="21"/>
-          <w:szCs w:val="24"/>
-          <w:lang w:val="en-US" w:eastAsia="zh-CN" w:bidi="ar-SA"/>
-        </w:rPr>
-        <w:t>亲和力</w:t>
-      </w:r>
-      <w:r>
-        <w:rPr>
-          <w:rFonts w:hint="eastAsia" w:asciiTheme="minorHAnsi" w:hAnsiTheme="minorHAnsi" w:eastAsiaTheme="minorEastAsia" w:cstheme="minorBidi"/>
-          <w:kern w:val="2"/>
-          <w:sz w:val="21"/>
-          <w:szCs w:val="24"/>
-          <w:lang w:val="en-US" w:eastAsia="zh-CN" w:bidi="ar-SA"/>
-        </w:rPr>
-        <w:t>完成特征上采样</w:t>
-      </w:r>
-      <w:r>
-        <w:rPr>
-          <w:rFonts w:hint="eastAsia" w:cstheme="minorBidi"/>
-          <w:kern w:val="2"/>
-          <w:sz w:val="21"/>
-          <w:szCs w:val="24"/>
-          <w:lang w:val="en-US" w:eastAsia="zh-CN" w:bidi="ar-SA"/>
-        </w:rPr>
-        <w:t>，它接收低分辨率CLIP特征图，和高分辨率原图作为引导图，最终得到新的高分辨率高分图。</w:t>
-      </w:r>
-    </w:p>
-    <w:p>
-      <w:pPr>
-        <w:rPr>
-          <w:rFonts w:hint="eastAsia" w:cstheme="minorBidi"/>
-          <w:kern w:val="2"/>
-          <w:sz w:val="21"/>
-          <w:szCs w:val="24"/>
-          <w:lang w:val="en-US" w:eastAsia="zh-CN" w:bidi="ar-SA"/>
-        </w:rPr>
-      </w:pPr>
-    </w:p>
-    <w:p>
-      <w:pPr>
-        <w:keepNext w:val="0"/>
-        <w:keepLines w:val="0"/>
-        <w:widowControl/>
-        <w:suppressLineNumbers w:val="0"/>
-        <w:pBdr>
-          <w:top w:val="none" w:color="auto" w:sz="0" w:space="0"/>
-          <w:left w:val="none" w:color="auto" w:sz="0" w:space="0"/>
-          <w:bottom w:val="none" w:color="auto" w:sz="0" w:space="0"/>
-          <w:right w:val="none" w:color="auto" w:sz="0" w:space="0"/>
-        </w:pBdr>
-        <w:spacing w:before="0" w:beforeAutospacing="0" w:after="0" w:afterAutospacing="0" w:line="360" w:lineRule="atLeast"/>
-        <w:ind w:left="0" w:right="0"/>
-        <w:jc w:val="left"/>
-        <w:rPr>
-          <w:rFonts w:hAnsi="宋体" w:eastAsia="宋体" w:cs="宋体"/>
-          <w:i w:val="0"/>
-          <w:color w:val="000000"/>
-          <w:kern w:val="0"/>
-          <w:sz w:val="24"/>
-          <w:szCs w:val="24"/>
-          <w:lang w:val="en-US" w:eastAsia="zh-CN" w:bidi="ar"/>
-        </w:rPr>
-      </w:pPr>
-      <m:oMathPara>
-        <m:oMath>
-          <m:sSup>
-            <m:sSupPr>
-              <m:ctrlPr>
-                <w:rPr>
-                  <w:rFonts w:hint="default" w:ascii="Cambria Math" w:hAnsi="Cambria Math" w:eastAsia="宋体"/>
-                  <w:sz w:val="24"/>
-                </w:rPr>
-              </m:ctrlPr>
-            </m:sSupPr>
-            <m:e>
-              <m:acc>
-                <m:accPr>
-                  <m:ctrlPr>
-                    <w:rPr>
-                      <w:rFonts w:hint="default" w:ascii="Cambria Math" w:hAnsi="Cambria Math" w:eastAsia="宋体"/>
-                      <w:sz w:val="24"/>
-                    </w:rPr>
-                  </m:ctrlPr>
-                </m:accPr>
-                <m:e>
-                  <m:r>
-                    <m:rPr/>
-                    <w:rPr>
-                      <w:rFonts w:hint="default" w:ascii="Cambria Math" w:hAnsi="Cambria Math" w:eastAsia="宋体"/>
-                      <w:sz w:val="24"/>
-                    </w:rPr>
-                    <m:t>I</m:t>
-                  </m:r>
-                  <m:ctrlPr>
-                    <w:rPr>
-                      <w:rFonts w:ascii="Cambria Math" w:hAnsi="Cambria Math" w:eastAsia="宋体"/>
-                      <w:sz w:val="24"/>
-                    </w:rPr>
-                  </m:ctrlPr>
-                </m:e>
-              </m:acc>
-              <m:ctrlPr>
-                <w:rPr>
-                  <w:rFonts w:hint="default" w:ascii="Cambria Math" w:hAnsi="Cambria Math" w:eastAsia="宋体"/>
-                  <w:sz w:val="24"/>
-                </w:rPr>
-              </m:ctrlPr>
-            </m:e>
-            <m:sup>
-              <m:r>
-                <m:rPr/>
-                <w:rPr>
-                  <w:rFonts w:hint="default" w:ascii="Cambria Math" w:hAnsi="Cambria Math" w:eastAsia="宋体"/>
-                  <w:sz w:val="24"/>
-                </w:rPr>
-                <m:t>hr</m:t>
-              </m:r>
-              <m:ctrlPr>
-                <w:rPr>
-                  <w:rFonts w:hint="default" w:ascii="Cambria Math" w:hAnsi="Cambria Math" w:eastAsia="宋体"/>
-                  <w:sz w:val="24"/>
-                </w:rPr>
-              </m:ctrlPr>
-            </m:sup>
-          </m:sSup>
-          <m:r>
-            <m:rPr/>
-            <w:rPr>
-              <w:rFonts w:hint="default" w:ascii="Cambria Math" w:hAnsi="Cambria Math" w:eastAsia="宋体"/>
-              <w:sz w:val="24"/>
-            </w:rPr>
-            <m:t>(</m:t>
-          </m:r>
-          <m:r>
-            <m:rPr>
-              <m:sty m:val="bi"/>
-            </m:rPr>
-            <w:rPr>
-              <w:rFonts w:hint="default" w:ascii="Cambria Math" w:hAnsi="Cambria Math" w:eastAsia="宋体"/>
-              <w:sz w:val="24"/>
-            </w:rPr>
-            <m:t>p</m:t>
-          </m:r>
-          <m:r>
-            <m:rPr/>
-            <w:rPr>
-              <w:rFonts w:hint="default" w:ascii="Cambria Math" w:hAnsi="Cambria Math" w:eastAsia="宋体"/>
-              <w:sz w:val="24"/>
-            </w:rPr>
-            <m:t>)=</m:t>
-          </m:r>
-          <m:f>
-            <m:fPr>
-              <m:ctrlPr>
-                <w:rPr>
-                  <w:rFonts w:hint="default" w:ascii="Cambria Math" w:hAnsi="Cambria Math" w:eastAsia="宋体"/>
-                  <w:sz w:val="24"/>
-                </w:rPr>
-              </m:ctrlPr>
-            </m:fPr>
-            <m:num>
-              <m:nary>
-                <m:naryPr>
-                  <m:chr m:val="∑"/>
-                  <m:limLoc m:val="undOvr"/>
-                  <m:supHide m:val="1"/>
-                  <m:ctrlPr>
-                    <w:rPr>
-                      <w:rFonts w:hint="default" w:ascii="Cambria Math" w:hAnsi="Cambria Math" w:eastAsia="宋体"/>
-                      <w:sz w:val="24"/>
-                    </w:rPr>
-                  </m:ctrlPr>
-                </m:naryPr>
-                <m:sub>
-                  <m:r>
-                    <m:rPr>
-                      <m:sty m:val="bi"/>
-                    </m:rPr>
-                    <w:rPr>
-                      <w:rFonts w:hint="default" w:ascii="Cambria Math" w:hAnsi="Cambria Math" w:eastAsia="宋体"/>
-                      <w:sz w:val="24"/>
-                    </w:rPr>
-                    <m:t>q</m:t>
-                  </m:r>
-                  <m:ctrlPr>
-                    <w:rPr>
-                      <w:rFonts w:ascii="Cambria Math" w:hAnsi="Cambria Math" w:eastAsia="宋体"/>
-                      <w:sz w:val="24"/>
-                    </w:rPr>
-                  </m:ctrlPr>
-                </m:sub>
-                <m:sup>
-                  <m:ctrlPr>
-                    <w:rPr>
-                      <w:rFonts w:ascii="Cambria Math" w:hAnsi="Cambria Math" w:eastAsia="宋体"/>
-                      <w:sz w:val="24"/>
-                    </w:rPr>
-                  </m:ctrlPr>
-                </m:sup>
-                <m:e>
-                  <m:sSup>
-                    <m:sSupPr>
-                      <m:ctrlPr>
-                        <w:rPr>
-                          <w:rFonts w:hint="default" w:ascii="Cambria Math" w:hAnsi="Cambria Math" w:eastAsia="宋体"/>
-                          <w:sz w:val="24"/>
-                        </w:rPr>
-                      </m:ctrlPr>
-                    </m:sSupPr>
-                    <m:e>
-                      <m:r>
-                        <m:rPr/>
-                        <w:rPr>
-                          <w:rFonts w:hint="default" w:ascii="Cambria Math" w:hAnsi="Cambria Math" w:eastAsia="宋体"/>
-                          <w:sz w:val="24"/>
-                        </w:rPr>
-                        <m:t>I</m:t>
-                      </m:r>
-                      <m:ctrlPr>
-                        <w:rPr>
-                          <w:rFonts w:ascii="Cambria Math" w:hAnsi="Cambria Math" w:eastAsia="宋体"/>
-                          <w:sz w:val="24"/>
-                        </w:rPr>
-                      </m:ctrlPr>
-                    </m:e>
-                    <m:sup>
-                      <m:r>
-                        <m:rPr/>
-                        <w:rPr>
-                          <w:rFonts w:hint="default" w:ascii="Cambria Math" w:hAnsi="Cambria Math" w:eastAsia="宋体"/>
-                          <w:sz w:val="24"/>
-                        </w:rPr>
-                        <m:t>lr</m:t>
-                      </m:r>
-                      <m:ctrlPr>
-                        <w:rPr>
-                          <w:rFonts w:ascii="Cambria Math" w:hAnsi="Cambria Math" w:eastAsia="宋体"/>
-                          <w:sz w:val="24"/>
-                        </w:rPr>
-                      </m:ctrlPr>
-                    </m:sup>
-                  </m:sSup>
-                  <m:ctrlPr>
-                    <w:rPr>
-                      <w:rFonts w:hint="default" w:ascii="Cambria Math" w:hAnsi="Cambria Math" w:eastAsia="宋体"/>
-                      <w:sz w:val="24"/>
-                    </w:rPr>
-                  </m:ctrlPr>
-                </m:e>
-              </m:nary>
-              <m:r>
-                <m:rPr/>
-                <w:rPr>
-                  <w:rFonts w:hint="default" w:ascii="Cambria Math" w:hAnsi="Cambria Math" w:eastAsia="宋体"/>
-                  <w:sz w:val="24"/>
-                </w:rPr>
-                <m:t>(</m:t>
-              </m:r>
-              <m:r>
-                <m:rPr>
-                  <m:sty m:val="bi"/>
-                </m:rPr>
-                <w:rPr>
-                  <w:rFonts w:hint="default" w:ascii="Cambria Math" w:hAnsi="Cambria Math" w:eastAsia="宋体"/>
-                  <w:sz w:val="24"/>
-                </w:rPr>
-                <m:t>q</m:t>
-              </m:r>
-              <m:r>
-                <m:rPr/>
-                <w:rPr>
-                  <w:rFonts w:hint="default" w:ascii="Cambria Math" w:hAnsi="Cambria Math" w:eastAsia="宋体"/>
-                  <w:sz w:val="24"/>
-                </w:rPr>
-                <m:t>)</m:t>
-              </m:r>
-              <m:r>
-                <m:rPr>
-                  <m:sty m:val="p"/>
-                </m:rPr>
-                <w:rPr>
-                  <w:rFonts w:ascii="宋体" w:hAnsi="宋体" w:eastAsia="宋体" w:cs="宋体"/>
-                  <w:sz w:val="24"/>
-                  <w:szCs w:val="24"/>
-                </w:rPr>
-                <m:t>⋅</m:t>
-              </m:r>
-              <m:r>
-                <m:rPr/>
-                <w:rPr>
-                  <w:rFonts w:hint="default" w:ascii="Cambria Math" w:hAnsi="Cambria Math" w:eastAsia="宋体"/>
-                  <w:sz w:val="24"/>
-                </w:rPr>
-                <m:t>w(</m:t>
-              </m:r>
-              <m:r>
-                <m:rPr>
-                  <m:sty m:val="bi"/>
-                </m:rPr>
-                <w:rPr>
-                  <w:rFonts w:hint="default" w:ascii="Cambria Math" w:hAnsi="Cambria Math" w:eastAsia="宋体"/>
-                  <w:sz w:val="24"/>
-                </w:rPr>
-                <m:t>p</m:t>
-              </m:r>
-              <m:r>
-                <m:rPr/>
-                <w:rPr>
-                  <w:rFonts w:hint="default" w:ascii="Cambria Math" w:hAnsi="Cambria Math" w:eastAsia="宋体"/>
-                  <w:sz w:val="24"/>
-                </w:rPr>
-                <m:t>,</m:t>
-              </m:r>
-              <m:r>
-                <m:rPr>
-                  <m:sty m:val="bi"/>
-                </m:rPr>
-                <w:rPr>
-                  <w:rFonts w:hint="default" w:ascii="Cambria Math" w:hAnsi="Cambria Math" w:eastAsia="宋体"/>
-                  <w:sz w:val="24"/>
-                </w:rPr>
-                <m:t>q</m:t>
-              </m:r>
-              <m:r>
-                <m:rPr/>
-                <w:rPr>
-                  <w:rFonts w:hint="default" w:ascii="Cambria Math" w:hAnsi="Cambria Math" w:eastAsia="宋体"/>
-                  <w:sz w:val="24"/>
-                </w:rPr>
-                <m:t>)</m:t>
-              </m:r>
-              <m:ctrlPr>
-                <w:rPr>
-                  <w:rFonts w:hint="default" w:ascii="Cambria Math" w:hAnsi="Cambria Math" w:eastAsia="宋体"/>
-                  <w:sz w:val="24"/>
-                </w:rPr>
-              </m:ctrlPr>
-            </m:num>
-            <m:den>
-              <m:nary>
-                <m:naryPr>
-                  <m:chr m:val="∑"/>
-                  <m:limLoc m:val="undOvr"/>
-                  <m:supHide m:val="1"/>
-                  <m:ctrlPr>
-                    <w:rPr>
-                      <w:rFonts w:hint="default" w:ascii="Cambria Math" w:hAnsi="Cambria Math" w:eastAsia="宋体"/>
-                      <w:sz w:val="24"/>
-                    </w:rPr>
-                  </m:ctrlPr>
-                </m:naryPr>
-                <m:sub>
-                  <m:r>
-                    <m:rPr>
-                      <m:sty m:val="bi"/>
-                    </m:rPr>
-                    <w:rPr>
-                      <w:rFonts w:hint="default" w:ascii="Cambria Math" w:hAnsi="Cambria Math" w:eastAsia="宋体"/>
-                      <w:sz w:val="24"/>
-                    </w:rPr>
-                    <m:t>q</m:t>
-                  </m:r>
-                  <m:ctrlPr>
-                    <w:rPr>
-                      <w:rFonts w:hint="default" w:ascii="Cambria Math" w:hAnsi="Cambria Math" w:eastAsia="宋体"/>
-                      <w:sz w:val="24"/>
-                    </w:rPr>
-                  </m:ctrlPr>
-                </m:sub>
-                <m:sup>
-                  <m:ctrlPr>
-                    <w:rPr>
-                      <w:rFonts w:hint="default" w:ascii="Cambria Math" w:hAnsi="Cambria Math" w:eastAsia="宋体"/>
-                      <w:sz w:val="24"/>
-                    </w:rPr>
-                  </m:ctrlPr>
-                </m:sup>
-                <m:e>
-                  <m:r>
-                    <m:rPr/>
-                    <w:rPr>
-                      <w:rFonts w:hint="default" w:ascii="Cambria Math" w:hAnsi="Cambria Math" w:eastAsia="宋体"/>
-                      <w:sz w:val="24"/>
-                    </w:rPr>
-                    <m:t>w</m:t>
-                  </m:r>
-                  <m:ctrlPr>
-                    <w:rPr>
-                      <w:rFonts w:hint="default" w:ascii="Cambria Math" w:hAnsi="Cambria Math" w:eastAsia="宋体"/>
-                      <w:sz w:val="24"/>
-                    </w:rPr>
-                  </m:ctrlPr>
-                </m:e>
-              </m:nary>
-              <m:r>
-                <m:rPr/>
-                <w:rPr>
-                  <w:rFonts w:hint="default" w:ascii="Cambria Math" w:hAnsi="Cambria Math" w:eastAsia="宋体"/>
-                  <w:sz w:val="24"/>
-                </w:rPr>
-                <m:t>(</m:t>
-              </m:r>
-              <m:r>
-                <m:rPr>
-                  <m:sty m:val="bi"/>
-                </m:rPr>
-                <w:rPr>
-                  <w:rFonts w:hint="default" w:ascii="Cambria Math" w:hAnsi="Cambria Math" w:eastAsia="宋体"/>
-                  <w:sz w:val="24"/>
-                </w:rPr>
-                <m:t>p</m:t>
-              </m:r>
-              <m:r>
-                <m:rPr/>
-                <w:rPr>
-                  <w:rFonts w:hint="default" w:ascii="Cambria Math" w:hAnsi="Cambria Math" w:eastAsia="宋体"/>
-                  <w:sz w:val="24"/>
-                </w:rPr>
-                <m:t>,</m:t>
-              </m:r>
-              <m:r>
-                <m:rPr>
-                  <m:sty m:val="bi"/>
-                </m:rPr>
-                <w:rPr>
-                  <w:rFonts w:hint="default" w:ascii="Cambria Math" w:hAnsi="Cambria Math" w:eastAsia="宋体"/>
-                  <w:sz w:val="24"/>
-                </w:rPr>
-                <m:t>q</m:t>
-              </m:r>
-              <m:r>
-                <m:rPr/>
-                <w:rPr>
-                  <w:rFonts w:hint="default" w:ascii="Cambria Math" w:hAnsi="Cambria Math" w:eastAsia="宋体"/>
-                  <w:sz w:val="24"/>
-                </w:rPr>
-                <m:t>)</m:t>
-              </m:r>
-              <m:ctrlPr>
-                <w:rPr>
-                  <w:rFonts w:hint="default" w:ascii="Cambria Math" w:hAnsi="Cambria Math" w:eastAsia="宋体"/>
-                  <w:sz w:val="24"/>
-                </w:rPr>
-              </m:ctrlPr>
-            </m:den>
-          </m:f>
-        </m:oMath>
-      </m:oMathPara>
-    </w:p>
-    <w:p>
-      <w:pPr>
-        <w:keepNext w:val="0"/>
-        <w:keepLines w:val="0"/>
-        <w:widowControl/>
-        <w:suppressLineNumbers w:val="0"/>
-        <w:pBdr>
-          <w:top w:val="none" w:color="auto" w:sz="0" w:space="0"/>
-          <w:left w:val="none" w:color="auto" w:sz="0" w:space="0"/>
-          <w:bottom w:val="none" w:color="auto" w:sz="0" w:space="0"/>
-          <w:right w:val="none" w:color="auto" w:sz="0" w:space="0"/>
-        </w:pBdr>
-        <w:spacing w:before="0" w:beforeAutospacing="0" w:after="0" w:afterAutospacing="0" w:line="360" w:lineRule="atLeast"/>
-        <w:ind w:left="0" w:right="0"/>
-        <w:jc w:val="left"/>
-        <w:rPr>
-          <w:rFonts w:hint="default" w:hAnsi="宋体" w:eastAsia="宋体" w:cs="宋体"/>
-          <w:i w:val="0"/>
-          <w:color w:val="000000"/>
-          <w:kern w:val="0"/>
-          <w:sz w:val="21"/>
-          <w:szCs w:val="21"/>
-          <w:lang w:val="en-US" w:eastAsia="zh-CN" w:bidi="ar"/>
-        </w:rPr>
-      </w:pPr>
-      <w:r>
-        <w:rPr>
-          <w:rFonts w:hint="eastAsia" w:hAnsi="宋体" w:eastAsia="宋体" w:cs="宋体"/>
-          <w:i w:val="0"/>
-          <w:color w:val="000000"/>
-          <w:kern w:val="0"/>
-          <w:sz w:val="21"/>
-          <w:szCs w:val="21"/>
-          <w:lang w:val="en-US" w:eastAsia="zh-CN" w:bidi="ar"/>
-        </w:rPr>
-        <w:t>具体来说，它的公式是，像素值的加权综合除以总的权重综合得到输出像素，具体分为三个步骤：Splat（网格投射）、Blur（网格平滑）、Slice（网格采样），通俗说，即判断距离近不近，颜色像不像，光谱像不像。我们将 JBU 算法进行微分训练，参数极少，训练极轻量。</w:t>
-      </w:r>
-    </w:p>
-    <w:p>
-      <w:pPr>
-        <w:keepNext w:val="0"/>
-        <w:keepLines w:val="0"/>
-        <w:widowControl/>
-        <w:suppressLineNumbers w:val="0"/>
-        <w:pBdr>
-          <w:top w:val="none" w:color="auto" w:sz="0" w:space="0"/>
-          <w:left w:val="none" w:color="auto" w:sz="0" w:space="0"/>
-          <w:bottom w:val="none" w:color="auto" w:sz="0" w:space="0"/>
-          <w:right w:val="none" w:color="auto" w:sz="0" w:space="0"/>
-        </w:pBdr>
-        <w:spacing w:before="0" w:beforeAutospacing="0" w:after="0" w:afterAutospacing="0" w:line="360" w:lineRule="atLeast"/>
-        <w:ind w:left="0" w:right="0"/>
-        <w:jc w:val="left"/>
-        <w:rPr>
-          <w:rFonts w:hint="eastAsia" w:hAnsi="宋体" w:eastAsia="宋体" w:cs="宋体"/>
-          <w:i w:val="0"/>
-          <w:color w:val="000000"/>
-          <w:kern w:val="0"/>
-          <w:sz w:val="21"/>
-          <w:szCs w:val="21"/>
-          <w:lang w:val="en-US" w:eastAsia="zh-CN" w:bidi="ar"/>
-        </w:rPr>
-      </w:pPr>
-      <w:r>
-        <w:rPr>
-          <w:rFonts w:hint="eastAsia" w:hAnsi="宋体" w:eastAsia="宋体" w:cs="宋体"/>
-          <w:i w:val="0"/>
-          <w:color w:val="000000"/>
-          <w:kern w:val="0"/>
-          <w:sz w:val="21"/>
-          <w:szCs w:val="21"/>
-          <w:lang w:val="en-US" w:eastAsia="zh-CN" w:bidi="ar"/>
+      <w:bookmarkStart w:id="0" w:name="_GoBack"/>
+      <w:bookmarkEnd w:id="0"/>
+    </w:p>
+    <w:p>
+      <w:pPr>
+        <w:jc w:val="center"/>
+        <w:rPr>
+          <w:rFonts w:hint="default"/>
+          <w:lang w:val="en-US" w:eastAsia="zh-CN"/>
+        </w:rPr>
+      </w:pPr>
+      <w:r>
+        <w:rPr>
+          <w:rFonts w:hint="eastAsia" w:eastAsiaTheme="minorEastAsia"/>
+          <w:lang w:eastAsia="zh-CN"/>
         </w:rPr>
         <w:drawing>
           <wp:inline distT="0" distB="0" distL="114300" distR="114300">
-            <wp:extent cx="5257800" cy="2330450"/>
-            <wp:effectExtent l="0" t="0" r="0" b="12700"/>
-            <wp:docPr id="7" name="图片 7" descr="32810df4-2d15-4adb-bc11-55b39b7a35aa"/>
+            <wp:extent cx="4545965" cy="2482215"/>
+            <wp:effectExtent l="0" t="0" r="6985" b="13335"/>
+            <wp:docPr id="7" name="图片 7" descr="b51f2809-ff8f-441e-862c-498e81e3ccfe"/>
             <wp:cNvGraphicFramePr>
               <a:graphicFrameLocks xmlns:a="http://schemas.openxmlformats.org/drawingml/2006/main" noChangeAspect="1"/>
             </wp:cNvGraphicFramePr>
@@ -4836,7 +4199,7 @@
               <a:graphicData uri="http://schemas.openxmlformats.org/drawingml/2006/picture">
                 <pic:pic xmlns:pic="http://schemas.openxmlformats.org/drawingml/2006/picture">
                   <pic:nvPicPr>
-                    <pic:cNvPr id="7" name="图片 7" descr="32810df4-2d15-4adb-bc11-55b39b7a35aa"/>
+                    <pic:cNvPr id="7" name="图片 7" descr="b51f2809-ff8f-441e-862c-498e81e3ccfe"/>
                     <pic:cNvPicPr>
                       <a:picLocks noChangeAspect="1"/>
                     </pic:cNvPicPr>
@@ -4850,7 +4213,7 @@
                   <pic:spPr>
                     <a:xfrm>
                       <a:off x="0" y="0"/>
-                      <a:ext cx="5257800" cy="2330450"/>
+                      <a:ext cx="4545965" cy="2482215"/>
                     </a:xfrm>
                     <a:prstGeom prst="rect">
                       <a:avLst/>
@@ -4865,1512 +4228,10 @@
     </w:p>
     <w:p>
       <w:pPr>
-        <w:keepNext w:val="0"/>
-        <w:keepLines w:val="0"/>
-        <w:widowControl/>
-        <w:suppressLineNumbers w:val="0"/>
-        <w:pBdr>
-          <w:top w:val="none" w:color="auto" w:sz="0" w:space="0"/>
-          <w:left w:val="none" w:color="auto" w:sz="0" w:space="0"/>
-          <w:bottom w:val="none" w:color="auto" w:sz="0" w:space="0"/>
-          <w:right w:val="none" w:color="auto" w:sz="0" w:space="0"/>
-        </w:pBdr>
-        <w:spacing w:before="0" w:beforeAutospacing="0" w:after="0" w:afterAutospacing="0" w:line="360" w:lineRule="atLeast"/>
-        <w:ind w:left="0" w:right="0"/>
-        <w:jc w:val="left"/>
-        <w:rPr>
-          <w:rFonts w:hint="eastAsia" w:hAnsi="宋体" w:eastAsia="宋体" w:cs="宋体"/>
-          <w:i w:val="0"/>
-          <w:color w:val="000000"/>
-          <w:kern w:val="0"/>
-          <w:sz w:val="21"/>
-          <w:szCs w:val="21"/>
-          <w:lang w:val="en-US" w:eastAsia="zh-CN" w:bidi="ar"/>
-        </w:rPr>
-      </w:pPr>
-      <w:r>
-        <w:rPr>
-          <w:rFonts w:hint="eastAsia" w:hAnsi="宋体" w:eastAsia="宋体" w:cs="宋体"/>
-          <w:i w:val="0"/>
-          <w:color w:val="000000"/>
-          <w:kern w:val="0"/>
-          <w:sz w:val="21"/>
-          <w:szCs w:val="21"/>
-          <w:lang w:val="en-US" w:eastAsia="zh-CN" w:bidi="ar"/>
-        </w:rPr>
-        <w:t>本文算法为了泛用性，引入了四个可学习参数，目的是让每个区域不同程度放大，边缘清晰，整块的区域没有噪声：</w:t>
-      </w:r>
-    </w:p>
-    <w:p>
-      <w:pPr>
-        <w:keepNext w:val="0"/>
-        <w:keepLines w:val="0"/>
-        <w:widowControl/>
-        <w:suppressLineNumbers w:val="0"/>
-        <w:pBdr>
-          <w:top w:val="none" w:color="auto" w:sz="0" w:space="0"/>
-          <w:left w:val="none" w:color="auto" w:sz="0" w:space="0"/>
-          <w:bottom w:val="none" w:color="auto" w:sz="0" w:space="0"/>
-          <w:right w:val="none" w:color="auto" w:sz="0" w:space="0"/>
-        </w:pBdr>
-        <w:spacing w:before="0" w:beforeAutospacing="0" w:after="0" w:afterAutospacing="0" w:line="360" w:lineRule="atLeast"/>
-        <w:ind w:left="0" w:right="0"/>
-        <w:jc w:val="left"/>
-        <w:rPr>
-          <w:rFonts w:hint="eastAsia" w:hAnsi="宋体" w:eastAsia="宋体" w:cs="宋体"/>
-          <w:i w:val="0"/>
-          <w:color w:val="000000"/>
-          <w:kern w:val="0"/>
-          <w:sz w:val="24"/>
-          <w:szCs w:val="24"/>
-          <w:lang w:val="en-US" w:eastAsia="zh-CN" w:bidi="ar"/>
-        </w:rPr>
-      </w:pPr>
-    </w:p>
-    <w:p>
-      <w:pPr>
-        <w:rPr>
-          <w:rFonts w:hAnsi="宋体" w:eastAsia="宋体" w:cs="宋体"/>
-          <w:i w:val="0"/>
-          <w:sz w:val="24"/>
-          <w:szCs w:val="24"/>
-        </w:rPr>
-      </w:pPr>
-      <m:oMathPara>
-        <m:oMath>
-          <m:m>
-            <m:mPr>
-              <m:mcs>
-                <m:mc>
-                  <m:mcPr>
-                    <m:count m:val="1"/>
-                    <m:mcJc m:val="right"/>
-                  </m:mcPr>
-                </m:mc>
-                <m:mc>
-                  <m:mcPr>
-                    <m:count m:val="1"/>
-                    <m:mcJc m:val="left"/>
-                  </m:mcPr>
-                </m:mc>
-              </m:mcs>
-              <m:ctrlPr>
-                <w:rPr>
-                  <w:rFonts w:hint="default" w:ascii="Cambria Math" w:hAnsi="Cambria Math" w:eastAsia="宋体"/>
-                  <w:sz w:val="24"/>
-                </w:rPr>
-              </m:ctrlPr>
-            </m:mPr>
-            <m:mr>
-              <m:e>
-                <m:sSub>
-                  <m:sSubPr>
-                    <m:ctrlPr>
-                      <w:rPr>
-                        <w:rFonts w:hint="default" w:ascii="Cambria Math" w:hAnsi="Cambria Math" w:eastAsia="宋体"/>
-                        <w:sz w:val="24"/>
-                      </w:rPr>
-                    </m:ctrlPr>
-                  </m:sSubPr>
-                  <m:e>
-                    <m:r>
-                      <m:rPr/>
-                      <w:rPr>
-                        <w:rFonts w:hint="default" w:ascii="Cambria Math" w:hAnsi="Cambria Math" w:eastAsia="宋体"/>
-                        <w:sz w:val="24"/>
-                      </w:rPr>
-                      <m:t>σ</m:t>
-                    </m:r>
-                    <m:ctrlPr>
-                      <w:rPr>
-                        <w:rFonts w:ascii="Cambria Math" w:hAnsi="Cambria Math" w:eastAsia="宋体"/>
-                        <w:sz w:val="24"/>
-                      </w:rPr>
-                    </m:ctrlPr>
-                  </m:e>
-                  <m:sub>
-                    <m:r>
-                      <m:rPr/>
-                      <w:rPr>
-                        <w:rFonts w:hint="default" w:ascii="Cambria Math" w:hAnsi="Cambria Math" w:eastAsia="宋体"/>
-                        <w:sz w:val="24"/>
-                      </w:rPr>
-                      <m:t>x</m:t>
-                    </m:r>
-                    <m:ctrlPr>
-                      <w:rPr>
-                        <w:rFonts w:ascii="Cambria Math" w:hAnsi="Cambria Math" w:eastAsia="宋体"/>
-                        <w:sz w:val="24"/>
-                      </w:rPr>
-                    </m:ctrlPr>
-                  </m:sub>
-                </m:sSub>
-                <m:ctrlPr>
-                  <w:rPr>
-                    <w:rFonts w:hint="default" w:ascii="Cambria Math" w:hAnsi="Cambria Math" w:eastAsia="宋体"/>
-                    <w:sz w:val="24"/>
-                  </w:rPr>
-                </m:ctrlPr>
-              </m:e>
-              <m:e>
-                <m:r>
-                  <m:rPr/>
-                  <w:rPr>
-                    <w:rFonts w:hint="default" w:ascii="Cambria Math" w:hAnsi="Cambria Math" w:eastAsia="宋体"/>
-                    <w:sz w:val="24"/>
-                  </w:rPr>
-                  <m:t>=</m:t>
-                </m:r>
-                <m:sSup>
-                  <m:sSupPr>
-                    <m:ctrlPr>
-                      <w:rPr>
-                        <w:rFonts w:hint="default" w:ascii="Cambria Math" w:hAnsi="Cambria Math" w:eastAsia="宋体"/>
-                        <w:sz w:val="24"/>
-                      </w:rPr>
-                    </m:ctrlPr>
-                  </m:sSupPr>
-                  <m:e>
-                    <m:r>
-                      <m:rPr/>
-                      <w:rPr>
-                        <w:rFonts w:hint="default" w:ascii="Cambria Math" w:hAnsi="Cambria Math" w:eastAsia="宋体"/>
-                        <w:sz w:val="24"/>
-                      </w:rPr>
-                      <m:t>e</m:t>
-                    </m:r>
-                    <m:ctrlPr>
-                      <w:rPr>
-                        <w:rFonts w:ascii="Cambria Math" w:hAnsi="Cambria Math" w:eastAsia="宋体"/>
-                        <w:sz w:val="24"/>
-                      </w:rPr>
-                    </m:ctrlPr>
-                  </m:e>
-                  <m:sup>
-                    <m:r>
-                      <m:rPr/>
-                      <w:rPr>
-                        <w:rFonts w:hint="default" w:ascii="Cambria Math" w:hAnsi="Cambria Math" w:eastAsia="宋体"/>
-                        <w:sz w:val="24"/>
-                      </w:rPr>
-                      <m:t>s</m:t>
-                    </m:r>
-                    <m:sSub>
-                      <m:sSubPr>
-                        <m:ctrlPr>
-                          <w:rPr>
-                            <w:rFonts w:hint="default" w:ascii="Cambria Math" w:hAnsi="Cambria Math" w:eastAsia="宋体"/>
-                            <w:sz w:val="24"/>
-                          </w:rPr>
-                        </m:ctrlPr>
-                      </m:sSubPr>
-                      <m:e>
-                        <m:r>
-                          <m:rPr/>
-                          <w:rPr>
-                            <w:rFonts w:hint="default" w:ascii="Cambria Math" w:hAnsi="Cambria Math" w:eastAsia="宋体"/>
-                            <w:sz w:val="24"/>
-                          </w:rPr>
-                          <m:t>x</m:t>
-                        </m:r>
-                        <m:ctrlPr>
-                          <w:rPr>
-                            <w:rFonts w:ascii="Cambria Math" w:hAnsi="Cambria Math" w:eastAsia="宋体"/>
-                            <w:sz w:val="24"/>
-                          </w:rPr>
-                        </m:ctrlPr>
-                      </m:e>
-                      <m:sub>
-                        <m:r>
-                          <m:rPr/>
-                          <w:rPr>
-                            <w:rFonts w:hint="default" w:ascii="Cambria Math" w:hAnsi="Cambria Math" w:eastAsia="宋体"/>
-                            <w:sz w:val="24"/>
-                          </w:rPr>
-                          <m:t>raw</m:t>
-                        </m:r>
-                        <m:ctrlPr>
-                          <w:rPr>
-                            <w:rFonts w:ascii="Cambria Math" w:hAnsi="Cambria Math" w:eastAsia="宋体"/>
-                            <w:sz w:val="24"/>
-                          </w:rPr>
-                        </m:ctrlPr>
-                      </m:sub>
-                    </m:sSub>
-                    <m:ctrlPr>
-                      <w:rPr>
-                        <w:rFonts w:hint="default" w:ascii="Cambria Math" w:hAnsi="Cambria Math" w:eastAsia="宋体"/>
-                        <w:sz w:val="24"/>
-                      </w:rPr>
-                    </m:ctrlPr>
-                  </m:sup>
-                </m:sSup>
-                <m:ctrlPr>
-                  <w:rPr>
-                    <w:rFonts w:hint="default" w:ascii="Cambria Math" w:hAnsi="Cambria Math" w:eastAsia="宋体"/>
-                    <w:sz w:val="24"/>
-                  </w:rPr>
-                </m:ctrlPr>
-              </m:e>
-            </m:mr>
-            <m:mr>
-              <m:e>
-                <m:sSub>
-                  <m:sSubPr>
-                    <m:ctrlPr>
-                      <w:rPr>
-                        <w:rFonts w:hint="default" w:ascii="Cambria Math" w:hAnsi="Cambria Math" w:eastAsia="宋体"/>
-                        <w:sz w:val="24"/>
-                      </w:rPr>
-                    </m:ctrlPr>
-                  </m:sSubPr>
-                  <m:e>
-                    <m:r>
-                      <m:rPr/>
-                      <w:rPr>
-                        <w:rFonts w:hint="default" w:ascii="Cambria Math" w:hAnsi="Cambria Math" w:eastAsia="宋体"/>
-                        <w:sz w:val="24"/>
-                      </w:rPr>
-                      <m:t>σ</m:t>
-                    </m:r>
-                    <m:ctrlPr>
-                      <w:rPr>
-                        <w:rFonts w:hint="default" w:ascii="Cambria Math" w:hAnsi="Cambria Math" w:eastAsia="宋体"/>
-                        <w:sz w:val="24"/>
-                      </w:rPr>
-                    </m:ctrlPr>
-                  </m:e>
-                  <m:sub>
-                    <m:r>
-                      <m:rPr/>
-                      <w:rPr>
-                        <w:rFonts w:hint="default" w:ascii="Cambria Math" w:hAnsi="Cambria Math" w:eastAsia="宋体"/>
-                        <w:sz w:val="24"/>
-                      </w:rPr>
-                      <m:t>y</m:t>
-                    </m:r>
-                    <m:ctrlPr>
-                      <w:rPr>
-                        <w:rFonts w:hint="default" w:ascii="Cambria Math" w:hAnsi="Cambria Math" w:eastAsia="宋体"/>
-                        <w:sz w:val="24"/>
-                      </w:rPr>
-                    </m:ctrlPr>
-                  </m:sub>
-                </m:sSub>
-                <m:ctrlPr>
-                  <w:rPr>
-                    <w:rFonts w:hint="default" w:ascii="Cambria Math" w:hAnsi="Cambria Math" w:eastAsia="宋体"/>
-                    <w:sz w:val="24"/>
-                  </w:rPr>
-                </m:ctrlPr>
-              </m:e>
-              <m:e>
-                <m:r>
-                  <m:rPr/>
-                  <w:rPr>
-                    <w:rFonts w:hint="default" w:ascii="Cambria Math" w:hAnsi="Cambria Math" w:eastAsia="宋体"/>
-                    <w:sz w:val="24"/>
-                  </w:rPr>
-                  <m:t>=</m:t>
-                </m:r>
-                <m:sSup>
-                  <m:sSupPr>
-                    <m:ctrlPr>
-                      <w:rPr>
-                        <w:rFonts w:hint="default" w:ascii="Cambria Math" w:hAnsi="Cambria Math" w:eastAsia="宋体"/>
-                        <w:sz w:val="24"/>
-                      </w:rPr>
-                    </m:ctrlPr>
-                  </m:sSupPr>
-                  <m:e>
-                    <m:r>
-                      <m:rPr/>
-                      <w:rPr>
-                        <w:rFonts w:hint="default" w:ascii="Cambria Math" w:hAnsi="Cambria Math" w:eastAsia="宋体"/>
-                        <w:sz w:val="24"/>
-                      </w:rPr>
-                      <m:t>e</m:t>
-                    </m:r>
-                    <m:ctrlPr>
-                      <w:rPr>
-                        <w:rFonts w:hint="default" w:ascii="Cambria Math" w:hAnsi="Cambria Math" w:eastAsia="宋体"/>
-                        <w:sz w:val="24"/>
-                      </w:rPr>
-                    </m:ctrlPr>
-                  </m:e>
-                  <m:sup>
-                    <m:r>
-                      <m:rPr/>
-                      <w:rPr>
-                        <w:rFonts w:hint="default" w:ascii="Cambria Math" w:hAnsi="Cambria Math" w:eastAsia="宋体"/>
-                        <w:sz w:val="24"/>
-                      </w:rPr>
-                      <m:t>s</m:t>
-                    </m:r>
-                    <m:sSub>
-                      <m:sSubPr>
-                        <m:ctrlPr>
-                          <w:rPr>
-                            <w:rFonts w:hint="default" w:ascii="Cambria Math" w:hAnsi="Cambria Math" w:eastAsia="宋体"/>
-                            <w:sz w:val="24"/>
-                          </w:rPr>
-                        </m:ctrlPr>
-                      </m:sSubPr>
-                      <m:e>
-                        <m:r>
-                          <m:rPr/>
-                          <w:rPr>
-                            <w:rFonts w:hint="default" w:ascii="Cambria Math" w:hAnsi="Cambria Math" w:eastAsia="宋体"/>
-                            <w:sz w:val="24"/>
-                          </w:rPr>
-                          <m:t>y</m:t>
-                        </m:r>
-                        <m:ctrlPr>
-                          <w:rPr>
-                            <w:rFonts w:ascii="Cambria Math" w:hAnsi="Cambria Math" w:eastAsia="宋体"/>
-                            <w:sz w:val="24"/>
-                          </w:rPr>
-                        </m:ctrlPr>
-                      </m:e>
-                      <m:sub>
-                        <m:r>
-                          <m:rPr/>
-                          <w:rPr>
-                            <w:rFonts w:hint="default" w:ascii="Cambria Math" w:hAnsi="Cambria Math" w:eastAsia="宋体"/>
-                            <w:sz w:val="24"/>
-                          </w:rPr>
-                          <m:t>raw</m:t>
-                        </m:r>
-                        <m:ctrlPr>
-                          <w:rPr>
-                            <w:rFonts w:ascii="Cambria Math" w:hAnsi="Cambria Math" w:eastAsia="宋体"/>
-                            <w:sz w:val="24"/>
-                          </w:rPr>
-                        </m:ctrlPr>
-                      </m:sub>
-                    </m:sSub>
-                    <m:ctrlPr>
-                      <w:rPr>
-                        <w:rFonts w:hint="default" w:ascii="Cambria Math" w:hAnsi="Cambria Math" w:eastAsia="宋体"/>
-                        <w:sz w:val="24"/>
-                      </w:rPr>
-                    </m:ctrlPr>
-                  </m:sup>
-                </m:sSup>
-                <m:ctrlPr>
-                  <w:rPr>
-                    <w:rFonts w:hint="default" w:ascii="Cambria Math" w:hAnsi="Cambria Math" w:eastAsia="宋体"/>
-                    <w:sz w:val="24"/>
-                  </w:rPr>
-                </m:ctrlPr>
-              </m:e>
-            </m:mr>
-            <m:mr>
-              <m:e>
-                <m:sSub>
-                  <m:sSubPr>
-                    <m:ctrlPr>
-                      <w:rPr>
-                        <w:rFonts w:hint="default" w:ascii="Cambria Math" w:hAnsi="Cambria Math" w:eastAsia="宋体"/>
-                        <w:sz w:val="24"/>
-                      </w:rPr>
-                    </m:ctrlPr>
-                  </m:sSubPr>
-                  <m:e>
-                    <m:r>
-                      <m:rPr/>
-                      <w:rPr>
-                        <w:rFonts w:hint="default" w:ascii="Cambria Math" w:hAnsi="Cambria Math" w:eastAsia="宋体"/>
-                        <w:sz w:val="24"/>
-                      </w:rPr>
-                      <m:t>σ</m:t>
-                    </m:r>
-                    <m:ctrlPr>
-                      <w:rPr>
-                        <w:rFonts w:hint="default" w:ascii="Cambria Math" w:hAnsi="Cambria Math" w:eastAsia="宋体"/>
-                        <w:sz w:val="24"/>
-                      </w:rPr>
-                    </m:ctrlPr>
-                  </m:e>
-                  <m:sub>
-                    <m:r>
-                      <m:rPr/>
-                      <w:rPr>
-                        <w:rFonts w:hint="default" w:ascii="Cambria Math" w:hAnsi="Cambria Math" w:eastAsia="宋体"/>
-                        <w:sz w:val="24"/>
-                      </w:rPr>
-                      <m:t>r</m:t>
-                    </m:r>
-                    <m:ctrlPr>
-                      <w:rPr>
-                        <w:rFonts w:hint="default" w:ascii="Cambria Math" w:hAnsi="Cambria Math" w:eastAsia="宋体"/>
-                        <w:sz w:val="24"/>
-                      </w:rPr>
-                    </m:ctrlPr>
-                  </m:sub>
-                </m:sSub>
-                <m:ctrlPr>
-                  <w:rPr>
-                    <w:rFonts w:hint="default" w:ascii="Cambria Math" w:hAnsi="Cambria Math" w:eastAsia="宋体"/>
-                    <w:sz w:val="24"/>
-                  </w:rPr>
-                </m:ctrlPr>
-              </m:e>
-              <m:e>
-                <m:r>
-                  <m:rPr/>
-                  <w:rPr>
-                    <w:rFonts w:hint="default" w:ascii="Cambria Math" w:hAnsi="Cambria Math" w:eastAsia="宋体"/>
-                    <w:sz w:val="24"/>
-                  </w:rPr>
-                  <m:t>=</m:t>
-                </m:r>
-                <m:sSup>
-                  <m:sSupPr>
-                    <m:ctrlPr>
-                      <w:rPr>
-                        <w:rFonts w:hint="default" w:ascii="Cambria Math" w:hAnsi="Cambria Math" w:eastAsia="宋体"/>
-                        <w:sz w:val="24"/>
-                      </w:rPr>
-                    </m:ctrlPr>
-                  </m:sSupPr>
-                  <m:e>
-                    <m:r>
-                      <m:rPr/>
-                      <w:rPr>
-                        <w:rFonts w:hint="default" w:ascii="Cambria Math" w:hAnsi="Cambria Math" w:eastAsia="宋体"/>
-                        <w:sz w:val="24"/>
-                      </w:rPr>
-                      <m:t>e</m:t>
-                    </m:r>
-                    <m:ctrlPr>
-                      <w:rPr>
-                        <w:rFonts w:hint="default" w:ascii="Cambria Math" w:hAnsi="Cambria Math" w:eastAsia="宋体"/>
-                        <w:sz w:val="24"/>
-                      </w:rPr>
-                    </m:ctrlPr>
-                  </m:e>
-                  <m:sup>
-                    <m:r>
-                      <m:rPr/>
-                      <w:rPr>
-                        <w:rFonts w:hint="default" w:ascii="Cambria Math" w:hAnsi="Cambria Math" w:eastAsia="宋体"/>
-                        <w:sz w:val="24"/>
-                      </w:rPr>
-                      <m:t>s</m:t>
-                    </m:r>
-                    <m:sSub>
-                      <m:sSubPr>
-                        <m:ctrlPr>
-                          <w:rPr>
-                            <w:rFonts w:hint="default" w:ascii="Cambria Math" w:hAnsi="Cambria Math" w:eastAsia="宋体"/>
-                            <w:sz w:val="24"/>
-                          </w:rPr>
-                        </m:ctrlPr>
-                      </m:sSubPr>
-                      <m:e>
-                        <m:r>
-                          <m:rPr/>
-                          <w:rPr>
-                            <w:rFonts w:hint="default" w:ascii="Cambria Math" w:hAnsi="Cambria Math" w:eastAsia="宋体"/>
-                            <w:sz w:val="24"/>
-                          </w:rPr>
-                          <m:t>r</m:t>
-                        </m:r>
-                        <m:ctrlPr>
-                          <w:rPr>
-                            <w:rFonts w:ascii="Cambria Math" w:hAnsi="Cambria Math" w:eastAsia="宋体"/>
-                            <w:sz w:val="24"/>
-                          </w:rPr>
-                        </m:ctrlPr>
-                      </m:e>
-                      <m:sub>
-                        <m:r>
-                          <m:rPr/>
-                          <w:rPr>
-                            <w:rFonts w:hint="default" w:ascii="Cambria Math" w:hAnsi="Cambria Math" w:eastAsia="宋体"/>
-                            <w:sz w:val="24"/>
-                          </w:rPr>
-                          <m:t>raw</m:t>
-                        </m:r>
-                        <m:ctrlPr>
-                          <w:rPr>
-                            <w:rFonts w:ascii="Cambria Math" w:hAnsi="Cambria Math" w:eastAsia="宋体"/>
-                            <w:sz w:val="24"/>
-                          </w:rPr>
-                        </m:ctrlPr>
-                      </m:sub>
-                    </m:sSub>
-                    <m:ctrlPr>
-                      <w:rPr>
-                        <w:rFonts w:hint="default" w:ascii="Cambria Math" w:hAnsi="Cambria Math" w:eastAsia="宋体"/>
-                        <w:sz w:val="24"/>
-                      </w:rPr>
-                    </m:ctrlPr>
-                  </m:sup>
-                </m:sSup>
-                <m:ctrlPr>
-                  <w:rPr>
-                    <w:rFonts w:hint="default" w:ascii="Cambria Math" w:hAnsi="Cambria Math" w:eastAsia="宋体"/>
-                    <w:sz w:val="24"/>
-                  </w:rPr>
-                </m:ctrlPr>
-              </m:e>
-            </m:mr>
-            <m:mr>
-              <m:e>
-                <m:r>
-                  <m:rPr/>
-                  <w:rPr>
-                    <w:rFonts w:hint="default" w:ascii="Cambria Math" w:hAnsi="Cambria Math" w:eastAsia="宋体"/>
-                    <w:sz w:val="24"/>
-                  </w:rPr>
-                  <m:t>θ</m:t>
-                </m:r>
-                <m:ctrlPr>
-                  <w:rPr>
-                    <w:rFonts w:hint="default" w:ascii="Cambria Math" w:hAnsi="Cambria Math" w:eastAsia="宋体"/>
-                    <w:sz w:val="24"/>
-                  </w:rPr>
-                </m:ctrlPr>
-              </m:e>
-              <m:e>
-                <m:r>
-                  <m:rPr/>
-                  <w:rPr>
-                    <w:rFonts w:hint="default" w:ascii="Cambria Math" w:hAnsi="Cambria Math" w:eastAsia="宋体"/>
-                    <w:sz w:val="24"/>
-                  </w:rPr>
-                  <m:t>=π⋅</m:t>
-                </m:r>
-                <m:func>
-                  <m:funcPr>
-                    <m:ctrlPr>
-                      <w:rPr>
-                        <w:rFonts w:hint="default" w:ascii="Cambria Math" w:hAnsi="Cambria Math" w:eastAsia="宋体"/>
-                        <w:sz w:val="24"/>
-                      </w:rPr>
-                    </m:ctrlPr>
-                  </m:funcPr>
-                  <m:fName>
-                    <m:r>
-                      <m:rPr>
-                        <m:sty m:val="p"/>
-                      </m:rPr>
-                      <w:rPr>
-                        <w:rFonts w:hint="default" w:ascii="Cambria Math" w:hAnsi="Cambria Math" w:eastAsia="宋体"/>
-                        <w:sz w:val="24"/>
-                      </w:rPr>
-                      <m:t>tanh</m:t>
-                    </m:r>
-                    <m:ctrlPr>
-                      <w:rPr>
-                        <w:rFonts w:hint="default" w:ascii="Cambria Math" w:hAnsi="Cambria Math" w:eastAsia="宋体"/>
-                        <w:sz w:val="24"/>
-                      </w:rPr>
-                    </m:ctrlPr>
-                  </m:fName>
-                  <m:e>
-                    <m:r>
-                      <m:rPr/>
-                      <w:rPr>
-                        <w:rFonts w:hint="default" w:ascii="Cambria Math" w:hAnsi="Cambria Math" w:eastAsia="宋体"/>
-                        <w:sz w:val="24"/>
-                      </w:rPr>
-                      <m:t>(</m:t>
-                    </m:r>
-                    <m:ctrlPr>
-                      <w:rPr>
-                        <w:rFonts w:hint="default" w:ascii="Cambria Math" w:hAnsi="Cambria Math" w:eastAsia="宋体"/>
-                        <w:sz w:val="24"/>
-                      </w:rPr>
-                    </m:ctrlPr>
-                  </m:e>
-                </m:func>
-                <m:r>
-                  <m:rPr/>
-                  <w:rPr>
-                    <w:rFonts w:hint="default" w:ascii="Cambria Math" w:hAnsi="Cambria Math" w:eastAsia="宋体"/>
-                    <w:sz w:val="24"/>
-                  </w:rPr>
-                  <m:t>t</m:t>
-                </m:r>
-                <m:sSub>
-                  <m:sSubPr>
-                    <m:ctrlPr>
-                      <w:rPr>
-                        <w:rFonts w:hint="default" w:ascii="Cambria Math" w:hAnsi="Cambria Math" w:eastAsia="宋体"/>
-                        <w:sz w:val="24"/>
-                      </w:rPr>
-                    </m:ctrlPr>
-                  </m:sSubPr>
-                  <m:e>
-                    <m:r>
-                      <m:rPr/>
-                      <w:rPr>
-                        <w:rFonts w:hint="default" w:ascii="Cambria Math" w:hAnsi="Cambria Math" w:eastAsia="宋体"/>
-                        <w:sz w:val="24"/>
-                      </w:rPr>
-                      <m:t>h</m:t>
-                    </m:r>
-                    <m:ctrlPr>
-                      <w:rPr>
-                        <w:rFonts w:hint="default" w:ascii="Cambria Math" w:hAnsi="Cambria Math" w:eastAsia="宋体"/>
-                        <w:sz w:val="24"/>
-                      </w:rPr>
-                    </m:ctrlPr>
-                  </m:e>
-                  <m:sub>
-                    <m:r>
-                      <m:rPr/>
-                      <w:rPr>
-                        <w:rFonts w:hint="default" w:ascii="Cambria Math" w:hAnsi="Cambria Math" w:eastAsia="宋体"/>
-                        <w:sz w:val="24"/>
-                      </w:rPr>
-                      <m:t>raw</m:t>
-                    </m:r>
-                    <m:ctrlPr>
-                      <w:rPr>
-                        <w:rFonts w:hint="default" w:ascii="Cambria Math" w:hAnsi="Cambria Math" w:eastAsia="宋体"/>
-                        <w:sz w:val="24"/>
-                      </w:rPr>
-                    </m:ctrlPr>
-                  </m:sub>
-                </m:sSub>
-                <m:r>
-                  <m:rPr/>
-                  <w:rPr>
-                    <w:rFonts w:hint="default" w:ascii="Cambria Math" w:hAnsi="Cambria Math" w:eastAsia="宋体"/>
-                    <w:sz w:val="24"/>
-                  </w:rPr>
-                  <m:t>)</m:t>
-                </m:r>
-                <m:ctrlPr>
-                  <w:rPr>
-                    <w:rFonts w:hint="default" w:ascii="Cambria Math" w:hAnsi="Cambria Math" w:eastAsia="宋体"/>
-                    <w:sz w:val="24"/>
-                  </w:rPr>
-                </m:ctrlPr>
-              </m:e>
-            </m:mr>
-          </m:m>
-        </m:oMath>
-      </m:oMathPara>
-    </w:p>
-    <w:p>
-      <w:pPr>
-        <w:rPr>
-          <w:rFonts w:hAnsi="宋体" w:eastAsia="宋体" w:cs="宋体"/>
-          <w:i w:val="0"/>
-          <w:sz w:val="21"/>
-          <w:szCs w:val="21"/>
-        </w:rPr>
-      </w:pPr>
-    </w:p>
-    <w:p>
-      <w:pPr>
-        <w:rPr>
-          <w:rFonts w:hint="eastAsia" w:hAnsi="宋体" w:eastAsia="宋体" w:cs="宋体"/>
-          <w:i w:val="0"/>
-          <w:sz w:val="21"/>
-          <w:szCs w:val="21"/>
-          <w:lang w:val="en-US" w:eastAsia="zh-CN"/>
-        </w:rPr>
-      </w:pPr>
-      <w:r>
-        <w:rPr>
-          <w:rFonts w:hint="eastAsia" w:hAnsi="宋体" w:eastAsia="宋体" w:cs="宋体"/>
-          <w:i w:val="0"/>
-          <w:sz w:val="21"/>
-          <w:szCs w:val="21"/>
-          <w:lang w:val="en-US" w:eastAsia="zh-CN"/>
-        </w:rPr>
-        <w:t>其中，sx，sy 可以学习平滑强度，th 是旋转角度，sr 是判断颜色相似强度。</w:t>
-      </w:r>
-    </w:p>
-    <w:p>
-      <w:pPr>
-        <w:rPr>
-          <w:rFonts w:hint="default" w:hAnsi="宋体" w:eastAsia="宋体" w:cs="宋体"/>
-          <w:i w:val="0"/>
-          <w:sz w:val="24"/>
-          <w:szCs w:val="24"/>
-          <w:lang w:val="en-US" w:eastAsia="zh-CN"/>
-        </w:rPr>
-      </w:pPr>
-      <w:r>
-        <w:rPr>
-          <w:rFonts w:hint="eastAsia" w:hAnsi="宋体" w:eastAsia="宋体" w:cs="宋体"/>
-          <w:i w:val="0"/>
-          <w:sz w:val="21"/>
-          <w:szCs w:val="21"/>
-          <w:lang w:val="en-US" w:eastAsia="zh-CN"/>
-        </w:rPr>
-        <w:t>而 w 是权重，权重是根据距离和颜色进行计算的，如下 ：</w:t>
-      </w:r>
-    </w:p>
-    <w:p>
-      <w:pPr>
-        <w:rPr>
-          <w:rFonts w:hint="default" w:hAnsi="宋体" w:eastAsia="宋体" w:cs="宋体"/>
-          <w:i w:val="0"/>
-          <w:sz w:val="24"/>
-          <w:szCs w:val="24"/>
-          <w:lang w:val="en-US" w:eastAsia="zh-CN"/>
-        </w:rPr>
-      </w:pPr>
-    </w:p>
-    <w:p>
-      <w:pPr>
-        <m:rPr/>
-        <w:rPr>
-          <w:rFonts w:hint="default" w:hAnsi="Cambria Math" w:eastAsia="Segoe UI Emoji"/>
-          <w:i w:val="0"/>
-          <w:sz w:val="24"/>
-        </w:rPr>
-      </w:pPr>
-      <m:oMathPara>
-        <m:oMath>
-          <m:d>
-            <m:dPr>
-              <m:begChr m:val="{"/>
-              <m:endChr m:val=""/>
-              <m:ctrlPr>
-                <w:rPr>
-                  <w:rFonts w:hint="default" w:ascii="Cambria Math" w:hAnsi="Cambria Math" w:eastAsia="宋体"/>
-                  <w:sz w:val="24"/>
-                </w:rPr>
-              </m:ctrlPr>
-            </m:dPr>
-            <m:e>
-              <m:eqArr>
-                <m:eqArrPr>
-                  <m:ctrlPr>
-                    <w:rPr>
-                      <w:rFonts w:hint="default" w:ascii="Cambria Math" w:hAnsi="Cambria Math" w:eastAsia="宋体"/>
-                      <w:sz w:val="24"/>
-                    </w:rPr>
-                  </m:ctrlPr>
-                </m:eqArrPr>
-                <m:e>
-                  <m:r>
-                    <m:rPr/>
-                    <w:rPr>
-                      <w:rFonts w:hint="default" w:ascii="Cambria Math" w:hAnsi="Cambria Math" w:eastAsia="宋体"/>
-                      <w:sz w:val="24"/>
-                    </w:rPr>
-                    <m:t>d=|15L−b|</m:t>
-                  </m:r>
-                  <m:ctrlPr>
-                    <w:rPr>
-                      <w:rFonts w:ascii="Cambria Math" w:hAnsi="Cambria Math" w:eastAsia="宋体"/>
-                      <w:sz w:val="24"/>
-                    </w:rPr>
-                  </m:ctrlPr>
-                </m:e>
-                <m:e>
-                  <m:r>
-                    <m:rPr/>
-                    <w:rPr>
-                      <w:rFonts w:hint="default" w:ascii="Cambria Math" w:hAnsi="Cambria Math" w:eastAsia="宋体"/>
-                      <w:sz w:val="24"/>
-                    </w:rPr>
-                    <m:t>w=</m:t>
-                  </m:r>
-                  <m:func>
-                    <m:funcPr>
-                      <m:ctrlPr>
-                        <w:rPr>
-                          <w:rFonts w:hint="default" w:ascii="Cambria Math" w:hAnsi="Cambria Math" w:eastAsia="宋体"/>
-                          <w:sz w:val="24"/>
-                        </w:rPr>
-                      </m:ctrlPr>
-                    </m:funcPr>
-                    <m:fName>
-                      <m:r>
-                        <m:rPr>
-                          <m:sty m:val="p"/>
-                        </m:rPr>
-                        <w:rPr>
-                          <w:rFonts w:hint="default" w:ascii="Cambria Math" w:hAnsi="Cambria Math" w:eastAsia="宋体"/>
-                          <w:sz w:val="24"/>
-                        </w:rPr>
-                        <m:t>max</m:t>
-                      </m:r>
-                      <m:ctrlPr>
-                        <w:rPr>
-                          <w:rFonts w:hint="default" w:ascii="Cambria Math" w:hAnsi="Cambria Math" w:eastAsia="宋体"/>
-                          <w:sz w:val="24"/>
-                        </w:rPr>
-                      </m:ctrlPr>
-                    </m:fName>
-                    <m:e>
-                      <m:d>
-                        <m:dPr>
-                          <m:ctrlPr>
-                            <w:rPr>
-                              <w:rFonts w:hint="default" w:ascii="Cambria Math" w:hAnsi="Cambria Math" w:eastAsia="宋体"/>
-                              <w:sz w:val="24"/>
-                            </w:rPr>
-                          </m:ctrlPr>
-                        </m:dPr>
-                        <m:e>
-                          <m:r>
-                            <m:rPr/>
-                            <w:rPr>
-                              <w:rFonts w:hint="default" w:ascii="Cambria Math" w:hAnsi="Cambria Math" w:eastAsia="宋体"/>
-                              <w:sz w:val="24"/>
-                            </w:rPr>
-                            <m:t>0, 1−</m:t>
-                          </m:r>
-                          <m:f>
-                            <m:fPr>
-                              <m:ctrlPr>
-                                <w:rPr>
-                                  <w:rFonts w:hint="default" w:ascii="Cambria Math" w:hAnsi="Cambria Math" w:eastAsia="宋体"/>
-                                  <w:sz w:val="24"/>
-                                </w:rPr>
-                              </m:ctrlPr>
-                            </m:fPr>
-                            <m:num>
-                              <m:r>
-                                <m:rPr/>
-                                <w:rPr>
-                                  <w:rFonts w:hint="default" w:ascii="Cambria Math" w:hAnsi="Cambria Math" w:eastAsia="宋体"/>
-                                  <w:sz w:val="24"/>
-                                </w:rPr>
-                                <m:t>d</m:t>
-                              </m:r>
-                              <m:ctrlPr>
-                                <w:rPr>
-                                  <w:rFonts w:ascii="Cambria Math" w:hAnsi="Cambria Math" w:eastAsia="宋体"/>
-                                  <w:sz w:val="24"/>
-                                </w:rPr>
-                              </m:ctrlPr>
-                            </m:num>
-                            <m:den>
-                              <m:r>
-                                <m:rPr/>
-                                <w:rPr>
-                                  <w:rFonts w:hint="default" w:ascii="Cambria Math" w:hAnsi="Cambria Math" w:eastAsia="宋体"/>
-                                  <w:sz w:val="24"/>
-                                </w:rPr>
-                                <m:t>16</m:t>
-                              </m:r>
-                              <m:sSub>
-                                <m:sSubPr>
-                                  <m:ctrlPr>
-                                    <w:rPr>
-                                      <w:rFonts w:hint="default" w:ascii="Cambria Math" w:hAnsi="Cambria Math" w:eastAsia="宋体"/>
-                                      <w:sz w:val="24"/>
-                                    </w:rPr>
-                                  </m:ctrlPr>
-                                </m:sSubPr>
-                                <m:e>
-                                  <m:r>
-                                    <m:rPr/>
-                                    <w:rPr>
-                                      <w:rFonts w:hint="default" w:ascii="Cambria Math" w:hAnsi="Cambria Math" w:eastAsia="宋体"/>
-                                      <w:sz w:val="24"/>
-                                    </w:rPr>
-                                    <m:t>σ</m:t>
-                                  </m:r>
-                                  <m:ctrlPr>
-                                    <w:rPr>
-                                      <w:rFonts w:ascii="Cambria Math" w:hAnsi="Cambria Math" w:eastAsia="宋体"/>
-                                      <w:sz w:val="24"/>
-                                    </w:rPr>
-                                  </m:ctrlPr>
-                                </m:e>
-                                <m:sub>
-                                  <m:r>
-                                    <m:rPr/>
-                                    <w:rPr>
-                                      <w:rFonts w:hint="default" w:ascii="Cambria Math" w:hAnsi="Cambria Math" w:eastAsia="宋体"/>
-                                      <w:sz w:val="24"/>
-                                    </w:rPr>
-                                    <m:t>r</m:t>
-                                  </m:r>
-                                  <m:ctrlPr>
-                                    <w:rPr>
-                                      <w:rFonts w:ascii="Cambria Math" w:hAnsi="Cambria Math" w:eastAsia="宋体"/>
-                                      <w:sz w:val="24"/>
-                                    </w:rPr>
-                                  </m:ctrlPr>
-                                </m:sub>
-                              </m:sSub>
-                              <m:r>
-                                <m:rPr/>
-                                <w:rPr>
-                                  <w:rFonts w:hint="default" w:ascii="Cambria Math" w:hAnsi="Cambria Math" w:eastAsia="宋体"/>
-                                  <w:sz w:val="24"/>
-                                </w:rPr>
-                                <m:t>+1</m:t>
-                              </m:r>
-                              <m:sSup>
-                                <m:sSupPr>
-                                  <m:ctrlPr>
-                                    <w:rPr>
-                                      <w:rFonts w:hint="default" w:ascii="Cambria Math" w:hAnsi="Cambria Math" w:eastAsia="宋体"/>
-                                      <w:sz w:val="24"/>
-                                    </w:rPr>
-                                  </m:ctrlPr>
-                                </m:sSupPr>
-                                <m:e>
-                                  <m:r>
-                                    <m:rPr/>
-                                    <w:rPr>
-                                      <w:rFonts w:hint="default" w:ascii="Cambria Math" w:hAnsi="Cambria Math" w:eastAsia="宋体"/>
-                                      <w:sz w:val="24"/>
-                                    </w:rPr>
-                                    <m:t>0</m:t>
-                                  </m:r>
-                                  <m:ctrlPr>
-                                    <w:rPr>
-                                      <w:rFonts w:ascii="Cambria Math" w:hAnsi="Cambria Math" w:eastAsia="宋体"/>
-                                      <w:sz w:val="24"/>
-                                    </w:rPr>
-                                  </m:ctrlPr>
-                                </m:e>
-                                <m:sup>
-                                  <m:r>
-                                    <m:rPr/>
-                                    <w:rPr>
-                                      <w:rFonts w:hint="default" w:ascii="Cambria Math" w:hAnsi="Cambria Math" w:eastAsia="宋体"/>
-                                      <w:sz w:val="24"/>
-                                    </w:rPr>
-                                    <m:t>−5</m:t>
-                                  </m:r>
-                                  <m:ctrlPr>
-                                    <w:rPr>
-                                      <w:rFonts w:ascii="Cambria Math" w:hAnsi="Cambria Math" w:eastAsia="宋体"/>
-                                      <w:sz w:val="24"/>
-                                    </w:rPr>
-                                  </m:ctrlPr>
-                                </m:sup>
-                              </m:sSup>
-                              <m:ctrlPr>
-                                <w:rPr>
-                                  <w:rFonts w:hint="default" w:ascii="Cambria Math" w:hAnsi="Cambria Math" w:eastAsia="宋体"/>
-                                  <w:sz w:val="24"/>
-                                </w:rPr>
-                              </m:ctrlPr>
-                            </m:den>
-                          </m:f>
-                          <m:ctrlPr>
-                            <w:rPr>
-                              <w:rFonts w:hint="default" w:ascii="Cambria Math" w:hAnsi="Cambria Math" w:eastAsia="宋体"/>
-                              <w:sz w:val="24"/>
-                            </w:rPr>
-                          </m:ctrlPr>
-                        </m:e>
-                      </m:d>
-                      <m:ctrlPr>
-                        <w:rPr>
-                          <w:rFonts w:hint="default" w:ascii="Cambria Math" w:hAnsi="Cambria Math" w:eastAsia="宋体"/>
-                          <w:sz w:val="24"/>
-                        </w:rPr>
-                      </m:ctrlPr>
-                    </m:e>
-                  </m:func>
-                  <m:ctrlPr>
-                    <w:rPr>
-                      <w:rFonts w:hint="default" w:ascii="Cambria Math" w:hAnsi="Cambria Math" w:eastAsia="宋体"/>
-                      <w:sz w:val="24"/>
-                    </w:rPr>
-                  </m:ctrlPr>
-                </m:e>
-              </m:eqArr>
-              <m:ctrlPr>
-                <w:rPr>
-                  <w:rFonts w:hint="default" w:ascii="Cambria Math" w:hAnsi="Cambria Math" w:eastAsia="宋体"/>
-                  <w:sz w:val="24"/>
-                </w:rPr>
-              </m:ctrlPr>
-            </m:e>
-          </m:d>
-          <m:r>
-            <m:rPr/>
-            <w:rPr>
-              <w:rFonts w:hint="default" w:ascii="Cambria Math" w:hAnsi="Cambria Math" w:eastAsia="Segoe UI Emoji"/>
-              <w:sz w:val="24"/>
-            </w:rPr>
-            <m:t>​</m:t>
-          </m:r>
-        </m:oMath>
-      </m:oMathPara>
-    </w:p>
-    <w:p>
-      <w:pPr>
-        <m:rPr/>
-        <w:rPr>
-          <w:rFonts w:hint="eastAsia" w:hAnsi="宋体" w:eastAsia="宋体" w:cs="宋体"/>
-          <w:i w:val="0"/>
-          <w:sz w:val="21"/>
-          <w:szCs w:val="21"/>
-          <w:lang w:val="en-US" w:eastAsia="zh-CN"/>
-        </w:rPr>
-      </w:pPr>
-      <w:r>
-        <m:rPr/>
-        <w:rPr>
-          <w:rFonts w:hint="eastAsia" w:hAnsi="宋体" w:eastAsia="宋体" w:cs="宋体"/>
-          <w:i w:val="0"/>
-          <w:sz w:val="21"/>
-          <w:szCs w:val="21"/>
-          <w:lang w:val="en-US" w:eastAsia="zh-CN"/>
-        </w:rPr>
-        <w:t>算法伪代码：</w:t>
-      </w:r>
-    </w:p>
-    <w:p>
-      <w:pPr>
-        <m:rPr/>
-        <w:rPr>
-          <w:rFonts w:hint="default" w:hAnsi="宋体" w:eastAsia="宋体" w:cs="宋体"/>
-          <w:i w:val="0"/>
-          <w:sz w:val="21"/>
-          <w:szCs w:val="21"/>
-          <w:lang w:val="en-US" w:eastAsia="zh-CN"/>
-        </w:rPr>
-      </w:pPr>
-    </w:p>
-    <w:p>
-      <w:pPr>
-        <w:pStyle w:val="16"/>
-        <w:bidi w:val="0"/>
-        <w:rPr>
-          <w:rFonts w:hint="default"/>
-          <w:lang w:val="en-US" w:eastAsia="zh-CN"/>
-        </w:rPr>
-      </w:pPr>
-      <w:r>
-        <w:rPr>
-          <w:rFonts w:hint="default"/>
-          <w:lang w:val="en-US" w:eastAsia="zh-CN"/>
-        </w:rPr>
-        <w:t>Input:</w:t>
-      </w:r>
-    </w:p>
-    <w:p>
-      <w:pPr>
-        <w:pStyle w:val="16"/>
-        <w:bidi w:val="0"/>
-        <w:rPr>
-          <w:rFonts w:hint="default"/>
-          <w:lang w:val="en-US" w:eastAsia="zh-CN"/>
-        </w:rPr>
-      </w:pPr>
-      <w:r>
-        <w:rPr>
-          <w:rFonts w:hint="default"/>
-          <w:lang w:val="en-US" w:eastAsia="zh-CN"/>
-        </w:rPr>
-        <w:t xml:space="preserve">    HR guidance image I_hr</w:t>
-      </w:r>
-    </w:p>
-    <w:p>
-      <w:pPr>
-        <w:pStyle w:val="16"/>
-        <w:bidi w:val="0"/>
-        <w:rPr>
-          <w:rFonts w:hint="default"/>
-          <w:lang w:val="en-US" w:eastAsia="zh-CN"/>
-        </w:rPr>
-      </w:pPr>
-      <w:r>
-        <w:rPr>
-          <w:rFonts w:hint="default"/>
-          <w:lang w:val="en-US" w:eastAsia="zh-CN"/>
-        </w:rPr>
-        <w:t xml:space="preserve">    LR feature map F_lr</w:t>
-      </w:r>
-    </w:p>
-    <w:p>
-      <w:pPr>
-        <w:pStyle w:val="16"/>
-        <w:bidi w:val="0"/>
-        <w:rPr>
-          <w:rFonts w:hint="default"/>
-          <w:lang w:val="en-US" w:eastAsia="zh-CN"/>
-        </w:rPr>
-      </w:pPr>
-      <w:r>
-        <w:rPr>
-          <w:rFonts w:hint="default"/>
-          <w:lang w:val="en-US" w:eastAsia="zh-CN"/>
-        </w:rPr>
-        <w:t>Output:</w:t>
-      </w:r>
-    </w:p>
-    <w:p>
-      <w:pPr>
-        <w:pStyle w:val="16"/>
-        <w:bidi w:val="0"/>
-        <w:rPr>
-          <w:rFonts w:hint="default"/>
-          <w:lang w:val="en-US" w:eastAsia="zh-CN"/>
-        </w:rPr>
-      </w:pPr>
-      <w:r>
-        <w:rPr>
-          <w:rFonts w:hint="default"/>
-          <w:lang w:val="en-US" w:eastAsia="zh-CN"/>
-        </w:rPr>
-        <w:t xml:space="preserve">    Upsampled feature map F_hr</w:t>
-      </w:r>
-    </w:p>
-    <w:p>
-      <w:pPr>
-        <w:pStyle w:val="16"/>
-        <w:bidi w:val="0"/>
-        <w:rPr>
-          <w:rFonts w:hint="default"/>
-          <w:lang w:val="en-US" w:eastAsia="zh-CN"/>
-        </w:rPr>
-      </w:pPr>
-      <w:r>
-        <w:rPr>
-          <w:rFonts w:hint="default"/>
-          <w:lang w:val="en-US" w:eastAsia="zh-CN"/>
-        </w:rPr>
-        <w:t>1: I_lr ← Downsample(I_hr)</w:t>
-      </w:r>
-    </w:p>
-    <w:p>
-      <w:pPr>
-        <w:pStyle w:val="16"/>
-        <w:bidi w:val="0"/>
-        <w:rPr>
-          <w:rFonts w:hint="default"/>
-          <w:lang w:val="en-US" w:eastAsia="zh-CN"/>
-        </w:rPr>
-      </w:pPr>
-      <w:r>
-        <w:rPr>
-          <w:rFonts w:hint="default"/>
-          <w:lang w:val="en-US" w:eastAsia="zh-CN"/>
-        </w:rPr>
-        <w:t>2: Initialize Θ={σx,σy,θ,σr}</w:t>
-      </w:r>
-    </w:p>
-    <w:p>
-      <w:pPr>
-        <w:pStyle w:val="16"/>
-        <w:bidi w:val="0"/>
-        <w:rPr>
-          <w:rFonts w:hint="default"/>
-          <w:lang w:val="en-US" w:eastAsia="zh-CN"/>
-        </w:rPr>
-      </w:pPr>
-      <w:r>
-        <w:rPr>
-          <w:rFonts w:hint="default"/>
-          <w:lang w:val="en-US" w:eastAsia="zh-CN"/>
-        </w:rPr>
-        <w:t>3: for t = 1 ... T do</w:t>
-      </w:r>
-    </w:p>
-    <w:p>
-      <w:pPr>
-        <w:pStyle w:val="16"/>
-        <w:bidi w:val="0"/>
-        <w:rPr>
-          <w:rFonts w:hint="default"/>
-          <w:lang w:val="en-US" w:eastAsia="zh-CN"/>
-        </w:rPr>
-      </w:pPr>
-      <w:r>
-        <w:rPr>
-          <w:rFonts w:hint="default"/>
-          <w:lang w:val="en-US" w:eastAsia="zh-CN"/>
-        </w:rPr>
-        <w:t>4:      Î_hr ← G(I_lr,I_hr;Θ)</w:t>
-      </w:r>
-    </w:p>
-    <w:p>
-      <w:pPr>
-        <w:pStyle w:val="16"/>
-        <w:bidi w:val="0"/>
-        <w:rPr>
-          <w:rFonts w:hint="default"/>
-          <w:lang w:val="en-US" w:eastAsia="zh-CN"/>
-        </w:rPr>
-      </w:pPr>
-      <w:r>
-        <w:rPr>
-          <w:rFonts w:hint="default"/>
-          <w:lang w:val="en-US" w:eastAsia="zh-CN"/>
-        </w:rPr>
-        <w:t>5:      L ← ||Î_hr − I_hr||1</w:t>
-      </w:r>
-    </w:p>
-    <w:p>
-      <w:pPr>
-        <w:pStyle w:val="16"/>
-        <w:bidi w:val="0"/>
-        <w:rPr>
-          <w:rFonts w:hint="default"/>
-          <w:lang w:val="en-US" w:eastAsia="zh-CN"/>
-        </w:rPr>
-      </w:pPr>
-      <w:r>
-        <w:rPr>
-          <w:rFonts w:hint="default"/>
-          <w:lang w:val="en-US" w:eastAsia="zh-CN"/>
-        </w:rPr>
-        <w:t>6:      Θ ← Adam(Θ,∇ΘL)</w:t>
-      </w:r>
-    </w:p>
-    <w:p>
-      <w:pPr>
-        <w:pStyle w:val="16"/>
-        <w:bidi w:val="0"/>
-        <w:rPr>
-          <w:rFonts w:hint="default"/>
-          <w:lang w:val="en-US" w:eastAsia="zh-CN"/>
-        </w:rPr>
-      </w:pPr>
-      <w:r>
-        <w:rPr>
-          <w:rFonts w:hint="default"/>
-          <w:lang w:val="en-US" w:eastAsia="zh-CN"/>
-        </w:rPr>
-        <w:t>7: end for</w:t>
-      </w:r>
-    </w:p>
-    <w:p>
-      <w:pPr>
-        <w:pStyle w:val="16"/>
-        <w:bidi w:val="0"/>
-        <w:rPr>
-          <w:rFonts w:hint="default"/>
-          <w:lang w:val="en-US" w:eastAsia="zh-CN"/>
-        </w:rPr>
-      </w:pPr>
-      <w:r>
-        <w:rPr>
-          <w:rFonts w:hint="default"/>
-          <w:lang w:val="en-US" w:eastAsia="zh-CN"/>
-        </w:rPr>
-        <w:t>8: F_hr ← G(F_lr,I_hr;Θ*)</w:t>
-      </w:r>
-    </w:p>
-    <w:p>
-      <w:pPr>
-        <w:pStyle w:val="16"/>
-        <w:bidi w:val="0"/>
-        <w:rPr>
-          <w:rFonts w:hint="default"/>
-          <w:lang w:val="en-US" w:eastAsia="zh-CN"/>
-        </w:rPr>
-      </w:pPr>
-      <w:r>
-        <w:rPr>
-          <w:rFonts w:hint="default"/>
-          <w:lang w:val="en-US" w:eastAsia="zh-CN"/>
-        </w:rPr>
-        <w:t>9: return F_hr</w:t>
-      </w:r>
-    </w:p>
-    <w:p>
-      <w:pPr>
         <w:rPr>
           <w:rFonts w:hint="eastAsia"/>
           <w:b/>
           <w:bCs/>
-          <w:lang w:val="en-US" w:eastAsia="zh-CN"/>
-        </w:rPr>
-      </w:pPr>
-    </w:p>
-    <w:p>
-      <w:pPr>
-        <w:rPr>
-          <w:rFonts w:hint="eastAsia"/>
-          <w:b/>
-          <w:bCs/>
-          <w:lang w:val="en-US" w:eastAsia="zh-CN"/>
-        </w:rPr>
-      </w:pPr>
-      <w:r>
-        <w:rPr>
-          <w:rFonts w:hint="eastAsia"/>
-          <w:b/>
-          <w:bCs/>
-          <w:lang w:val="en-US" w:eastAsia="zh-CN"/>
-        </w:rPr>
-        <w:t>4.5.2 测试时训练</w:t>
-      </w:r>
-    </w:p>
-    <w:p>
-      <w:pPr>
-        <w:rPr>
-          <w:rFonts w:hint="eastAsia"/>
-          <w:b/>
-          <w:bCs/>
-          <w:lang w:val="en-US" w:eastAsia="zh-CN"/>
-        </w:rPr>
-      </w:pPr>
-    </w:p>
-    <w:p>
-      <w:pPr>
-        <w:rPr>
-          <w:rFonts w:hint="eastAsia"/>
-          <w:b/>
-          <w:bCs/>
-          <w:lang w:val="en-US" w:eastAsia="zh-CN"/>
-        </w:rPr>
-      </w:pPr>
-      <w:r>
-        <w:rPr>
-          <w:rFonts w:hint="eastAsia"/>
-          <w:b w:val="0"/>
-          <w:bCs w:val="0"/>
-          <w:lang w:val="en-US" w:eastAsia="zh-CN"/>
-        </w:rPr>
-        <w:t>即时训练模型使用 L1 作为损失函数，调整四个可学习参数，使用 Adam 优化器，训练5到10轮</w:t>
-      </w:r>
-    </w:p>
-    <w:p>
-      <w:pPr>
-        <w:rPr>
-          <w:rFonts w:hAnsi="宋体" w:eastAsia="宋体" w:cs="宋体"/>
-          <w:i w:val="0"/>
-          <w:color w:val="000000"/>
-          <w:sz w:val="24"/>
-          <w:szCs w:val="24"/>
-        </w:rPr>
-      </w:pPr>
-      <m:oMathPara>
-        <m:oMath>
-          <m:r>
-            <m:rPr>
-              <m:sty m:val="p"/>
-            </m:rPr>
-            <w:rPr>
-              <w:rFonts w:ascii="宋体" w:hAnsi="宋体" w:eastAsia="宋体" w:cs="宋体"/>
-              <w:sz w:val="24"/>
-              <w:szCs w:val="24"/>
-            </w:rPr>
-            <m:t>L=∥D(Ihr)−Ilr∥1</m:t>
-          </m:r>
-          <m:r>
-            <m:rPr/>
-            <w:rPr>
-              <w:rFonts w:hint="default" w:ascii="Cambria Math" w:hAnsi="Cambria Math" w:eastAsia="宋体"/>
-              <w:sz w:val="24"/>
-            </w:rPr>
-            <m:t>​</m:t>
-          </m:r>
-        </m:oMath>
-      </m:oMathPara>
-    </w:p>
-    <w:p>
-      <w:pPr>
-        <w:rPr>
-          <w:rFonts w:hint="eastAsia" w:hAnsi="宋体" w:eastAsia="宋体" w:cs="宋体"/>
-          <w:i w:val="0"/>
-          <w:color w:val="000000"/>
-          <w:sz w:val="21"/>
-          <w:szCs w:val="21"/>
-          <w:lang w:val="en-US" w:eastAsia="zh-CN"/>
-        </w:rPr>
-      </w:pPr>
-      <w:r>
-        <w:rPr>
-          <w:rFonts w:hint="eastAsia" w:hAnsi="宋体" w:eastAsia="宋体" w:cs="宋体"/>
-          <w:i w:val="0"/>
-          <w:color w:val="000000"/>
-          <w:sz w:val="21"/>
-          <w:szCs w:val="21"/>
-          <w:lang w:val="en-US" w:eastAsia="zh-CN"/>
-        </w:rPr>
-        <w:t>具体来说，模型首先将高清图缩小为低清图，然后通过上采样一点点放大到预测图，L1损失为和预测图的差距，学习四个参数，知道学会最佳放大规则。</w:t>
-      </w:r>
-    </w:p>
-    <w:p>
-      <w:pPr>
-        <w:rPr>
-          <w:rFonts w:hint="eastAsia"/>
-        </w:rPr>
-      </w:pPr>
-    </w:p>
-    <w:p>
-      <w:pPr>
-        <w:rPr>
-          <w:rFonts w:hint="default"/>
-          <w:b/>
-          <w:bCs/>
-          <w:lang w:val="en-US" w:eastAsia="zh-CN"/>
-        </w:rPr>
-      </w:pPr>
-      <w:r>
-        <w:rPr>
-          <w:rFonts w:hint="eastAsia"/>
-          <w:b/>
-          <w:bCs/>
-          <w:lang w:val="en-US" w:eastAsia="zh-CN"/>
-        </w:rPr>
-        <w:t>4.5.3 光谱先验接口</w:t>
-      </w:r>
-    </w:p>
-    <w:p>
-      <w:pPr>
-        <w:rPr>
-          <w:rFonts w:hint="default"/>
-          <w:lang w:val="en-US" w:eastAsia="zh-CN"/>
-        </w:rPr>
-      </w:pPr>
-    </w:p>
-    <w:p>
-      <w:pPr>
-        <w:rPr>
-          <w:rFonts w:hint="eastAsia"/>
-          <w:lang w:val="en-US" w:eastAsia="zh-CN"/>
-        </w:rPr>
-      </w:pPr>
-      <w:r>
-        <w:rPr>
-          <w:rFonts w:hint="eastAsia"/>
-          <w:lang w:val="en-US" w:eastAsia="zh-CN"/>
-        </w:rPr>
-        <w:t>遥感影像与自然影像不同，其中稠密特征，旋转不变性，我们通过算法都能够解决，但遥感比自然影像具有更多波段这一点，CLIP 等通用视觉模型是无法泛化的。</w:t>
-      </w:r>
-    </w:p>
-    <w:p>
-      <w:pPr>
-        <w:rPr>
-          <w:rFonts w:hint="eastAsia"/>
-          <w:lang w:val="en-US" w:eastAsia="zh-CN"/>
-        </w:rPr>
-      </w:pPr>
-      <w:r>
-        <w:rPr>
-          <w:rFonts w:hint="eastAsia"/>
-          <w:lang w:val="en-US" w:eastAsia="zh-CN"/>
-        </w:rPr>
-        <w:t>而我们的 TTA 模块刚好可以将遥感的光谱先验也作为可微参数，比如 NIR，SWIR 等，这在很多场景下尤为重要。</w:t>
-      </w:r>
-    </w:p>
-    <w:p>
-      <w:pPr>
-        <w:rPr>
-          <w:rFonts w:hint="default"/>
-          <w:lang w:val="en-US" w:eastAsia="zh-CN"/>
-        </w:rPr>
-      </w:pPr>
-      <w:r>
-        <w:rPr>
-          <w:rFonts w:hint="eastAsia"/>
-          <w:lang w:val="en-US" w:eastAsia="zh-CN"/>
-        </w:rPr>
-        <w:t>这也是我们之所以需要保持一个即时训练，而不是直接使用 DINO 或 AnyUP 的直接原因。</w:t>
-      </w:r>
-    </w:p>
-    <w:p>
-      <w:pPr>
-        <w:rPr>
-          <w:rFonts w:hint="default"/>
           <w:lang w:val="en-US" w:eastAsia="zh-CN"/>
         </w:rPr>
       </w:pPr>
@@ -6579,7 +4440,7 @@
           <w:szCs w:val="22"/>
           <w:lang w:val="en-US" w:eastAsia="zh-CN"/>
         </w:rPr>
-        <w:t>实验结果表明，RS-OVSeg 在四个数据集上均取得了不俗的表现，整体性能显著优于基线 maskclip 及现有方法。并可能与 SAM3 等 SOAT 模型性能相当。</w:t>
+        <w:t>实验结果表明，OV4RS 在四个数据集上均取得了不俗的表现，整体性能显著优于基线 maskclip 及现有方法。并可能与 SAM3 等 SOAT 模型性能相当。</w:t>
       </w:r>
     </w:p>
     <w:p>
@@ -8574,7 +6435,7 @@
           <w:rFonts w:hint="eastAsia"/>
           <w:lang w:eastAsia="zh-CN"/>
         </w:rPr>
-        <w:t xml:space="preserve"> RS-OVSeg 分割效果可视化</w:t>
+        <w:t xml:space="preserve"> OV4RS 分割效果可视化</w:t>
       </w:r>
     </w:p>
     <w:p>
@@ -9558,6 +7419,7 @@
     <w:p>
       <w:pPr>
         <w:numPr>
+          <w:ilvl w:val="0"/>
           <w:numId w:val="0"/>
         </w:numPr>
         <w:rPr>
@@ -9597,6 +7459,7 @@
       <w:pPr>
         <w:widowControl w:val="0"/>
         <w:numPr>
+          <w:ilvl w:val="0"/>
           <w:numId w:val="0"/>
         </w:numPr>
         <w:jc w:val="both"/>
@@ -9666,7 +7529,7 @@
           <w:rFonts w:hint="eastAsia"/>
           <w:lang w:val="en-US" w:eastAsia="zh-CN"/>
         </w:rPr>
-        <w:t>RS-OVSeg</w:t>
+        <w:t>OV4RS</w:t>
       </w:r>
       <w:r>
         <w:rPr>
